--- a/sit120_web/task41p/answer1.docx
+++ b/sit120_web/task41p/answer1.docx
@@ -11,37 +11,12 @@
         <w:rPr/>
       </w:pPr>
       <w:r>
-        <w:t xml:space="preserve">Task 3.3P</w:t>
+        <w:t xml:space="preserve">Task 4.1P</w:t>
       </w:r>
       <w:r/>
     </w:p>
     <w:p>
       <w:pPr>
-        <w:pBdr/>
-        <w:spacing/>
-        <w:ind/>
-        <w:rPr>
-          <w:highlight w:val="none"/>
-          <w14:ligatures w14:val="none"/>
-        </w:rPr>
-      </w:pPr>
-      <w:r>
-        <w:rPr>
-          <w:highlight w:val="none"/>
-          <w14:ligatures w14:val="none"/>
-        </w:rPr>
-        <w:t xml:space="preserve">All the tasks have been completed as instructed.</w:t>
-      </w:r>
-      <w:r>
-        <w:rPr>
-          <w:highlight w:val="none"/>
-          <w14:ligatures w14:val="none"/>
-        </w:rPr>
-      </w:r>
-    </w:p>
-    <w:p>
-      <w:pPr>
-        <w:pStyle w:val="830"/>
         <w:pBdr/>
         <w:spacing/>
         <w:ind/>
@@ -61,7 +36,7 @@
           <w:highlight w:val="none"/>
           <w14:ligatures w14:val="none"/>
         </w:rPr>
-        <w:t xml:space="preserve">Step 1</w:t>
+        <w:t xml:space="preserve">After writing all of the internal css/styles as requested, everything looked exactly identical to the image provided in the task sheet except the footer section. Below is the screenshot of my current footer.</w:t>
       </w:r>
       <w:r>
         <w:rPr>
@@ -80,1159 +55,6 @@
           <w14:ligatures w14:val="none"/>
         </w:rPr>
       </w:pPr>
-      <w:r>
-        <w:rPr>
-          <w:highlight w:val="none"/>
-          <w14:ligatures w14:val="none"/>
-        </w:rPr>
-      </w:r>
-      <w:r>
-        <w:rPr>
-          <w:highlight w:val="none"/>
-          <w14:ligatures w14:val="none"/>
-        </w:rPr>
-        <w:t xml:space="preserve">The &amp;emsp; stands for “em space” and is used like a tab, just like &amp;nbsp; stands for “non breaking space” and is used to represent a whitespace character by properly escaping it in HTML</w:t>
-      </w:r>
-      <w:r>
-        <w:rPr>
-          <w:highlight w:val="none"/>
-          <w:vertAlign w:val="superscript"/>
-          <w14:ligatures w14:val="none"/>
-        </w:rPr>
-        <w:t xml:space="preserve">[1]</w:t>
-      </w:r>
-      <w:r>
-        <w:rPr>
-          <w:highlight w:val="none"/>
-          <w14:ligatures w14:val="none"/>
-        </w:rPr>
-        <w:t xml:space="preserve">.</w:t>
-      </w:r>
-      <w:r>
-        <w:rPr>
-          <w:highlight w:val="none"/>
-          <w14:ligatures w14:val="none"/>
-        </w:rPr>
-      </w:r>
-      <w:r>
-        <w:rPr>
-          <w:highlight w:val="none"/>
-          <w14:ligatures w14:val="none"/>
-        </w:rPr>
-      </w:r>
-    </w:p>
-    <w:p>
-      <w:pPr>
-        <w:pBdr/>
-        <w:spacing/>
-        <w:ind/>
-        <w:rPr>
-          <w:highlight w:val="none"/>
-          <w14:ligatures w14:val="none"/>
-        </w:rPr>
-      </w:pPr>
-      <w:r>
-        <w:rPr>
-          <w:highlight w:val="none"/>
-          <w14:ligatures w14:val="none"/>
-        </w:rPr>
-      </w:r>
-      <w:r>
-        <mc:AlternateContent>
-          <mc:Choice Requires="wpg">
-            <w:drawing>
-              <wp:anchor xmlns:wp="http://schemas.openxmlformats.org/drawingml/2006/wordprocessingDrawing" xmlns:wp14="http://schemas.microsoft.com/office/word/2010/wordprocessingDrawing" distT="0" distB="0" distL="115200" distR="115200" simplePos="0" relativeHeight="6144" behindDoc="1" locked="0" layoutInCell="1" allowOverlap="1">
-                <wp:simplePos x="0" y="0"/>
-                <wp:positionH relativeFrom="column">
-                  <wp:posOffset>1741476</wp:posOffset>
-                </wp:positionH>
-                <wp:positionV relativeFrom="paragraph">
-                  <wp:posOffset>161072</wp:posOffset>
-                </wp:positionV>
-                <wp:extent cx="3332569" cy="1918958"/>
-                <wp:effectExtent l="0" t="0" r="0" b="0"/>
-                <wp:wrapNone/>
-                <wp:docPr id="1" name=""/>
-                <wp:cNvGraphicFramePr>
-                  <a:graphicFrameLocks xmlns:a="http://schemas.openxmlformats.org/drawingml/2006/main" noChangeAspect="1"/>
-                </wp:cNvGraphicFramePr>
-                <a:graphic xmlns:a="http://schemas.openxmlformats.org/drawingml/2006/main">
-                  <a:graphicData uri="http://schemas.openxmlformats.org/drawingml/2006/picture">
-                    <pic:pic xmlns:pic="http://schemas.openxmlformats.org/drawingml/2006/picture">
-                      <pic:nvPicPr>
-                        <pic:cNvPr id="1642128735" name=""/>
-                        <pic:cNvPicPr>
-                          <a:picLocks noChangeAspect="1"/>
-                        </pic:cNvPicPr>
-                        <pic:nvPr/>
-                      </pic:nvPicPr>
-                      <pic:blipFill rotWithShape="1">
-                        <a:blip r:embed="rId9"/>
-                        <a:stretch/>
-                      </pic:blipFill>
-                      <pic:spPr bwMode="auto">
-                        <a:xfrm flipH="0" flipV="0">
-                          <a:off x="0" y="0"/>
-                          <a:ext cx="3332568" cy="1918958"/>
-                        </a:xfrm>
-                        <a:prstGeom prst="rect">
-                          <a:avLst/>
-                        </a:prstGeom>
-                      </pic:spPr>
-                    </pic:pic>
-                  </a:graphicData>
-                </a:graphic>
-              </wp:anchor>
-            </w:drawing>
-          </mc:Choice>
-          <mc:Fallback>
-            <w:pict>
-              <v:shapetype id="_x0000_t75" coordsize="21600,21600" o:spt="75" o:preferrelative="t" path="m@4@5l@4@11@9@11@9@5xe" filled="f" stroked="f">
-                <v:stroke joinstyle="miter"/>
-                <v:formulas>
-                  <v:f eqn="if lineDrawn pixelLineWidth 0"/>
-                  <v:f eqn="sum @0 1 0"/>
-                  <v:f eqn="sum 0 0 @1"/>
-                  <v:f eqn="prod @2 1 2"/>
-                  <v:f eqn="prod @3 21600 pixelWidth"/>
-                  <v:f eqn="prod @3 21600 pixelHeight"/>
-                  <v:f eqn="sum @0 0 1"/>
-                  <v:f eqn="prod @6 1 2"/>
-                  <v:f eqn="prod @7 21600 pixelWidth"/>
-                  <v:f eqn="sum @8 21600 0"/>
-                  <v:f eqn="prod @7 21600 pixelHeight"/>
-                  <v:f eqn="sum @10 21600 0"/>
-                </v:formulas>
-                <v:path o:extrusionok="f" gradientshapeok="t" o:connecttype="rect"/>
-                <o:lock v:ext="edit" aspectratio="t"/>
-              </v:shapetype>
-              <v:shape id="_x0000_i0" o:spid="_x0000_s0" type="#_x0000_t75" style="position:absolute;z-index:-6144;o:allowoverlap:true;o:allowincell:true;mso-position-horizontal-relative:text;margin-left:137.12pt;mso-position-horizontal:absolute;mso-position-vertical-relative:text;margin-top:12.68pt;mso-position-vertical:absolute;width:262.41pt;height:151.10pt;mso-wrap-distance-left:9.07pt;mso-wrap-distance-top:0.00pt;mso-wrap-distance-right:9.07pt;mso-wrap-distance-bottom:0.00pt;z-index:1;" stroked="false">
-                <v:imagedata r:id="rId9" o:title=""/>
-                <o:lock v:ext="edit" rotation="t"/>
-              </v:shape>
-            </w:pict>
-          </mc:Fallback>
-        </mc:AlternateContent>
-      </w:r>
-      <w:r>
-        <w:rPr>
-          <w:highlight w:val="none"/>
-          <w14:ligatures w14:val="none"/>
-        </w:rPr>
-      </w:r>
-      <w:r/>
-      <w:r>
-        <w:rPr>
-          <w:highlight w:val="none"/>
-          <w14:ligatures w14:val="none"/>
-        </w:rPr>
-      </w:r>
-      <w:r>
-        <w:rPr>
-          <w:highlight w:val="none"/>
-          <w14:ligatures w14:val="none"/>
-        </w:rPr>
-      </w:r>
-      <w:r/>
-      <w:r>
-        <w:rPr>
-          <w:highlight w:val="none"/>
-          <w14:ligatures w14:val="none"/>
-        </w:rPr>
-      </w:r>
-      <w:r>
-        <w:rPr>
-          <w:highlight w:val="none"/>
-          <w14:ligatures w14:val="none"/>
-        </w:rPr>
-      </w:r>
-    </w:p>
-    <w:p>
-      <w:pPr>
-        <w:pBdr/>
-        <w:spacing/>
-        <w:ind/>
-        <w:rPr>
-          <w:highlight w:val="none"/>
-          <w14:ligatures w14:val="none"/>
-        </w:rPr>
-      </w:pPr>
-      <w:r>
-        <w:rPr>
-          <w:highlight w:val="none"/>
-          <w14:ligatures w14:val="none"/>
-        </w:rPr>
-      </w:r>
-      <w:r/>
-      <w:r>
-        <w:rPr>
-          <w:highlight w:val="none"/>
-          <w14:ligatures w14:val="none"/>
-        </w:rPr>
-      </w:r>
-      <w:r>
-        <w:rPr>
-          <w:highlight w:val="none"/>
-          <w14:ligatures w14:val="none"/>
-        </w:rPr>
-      </w:r>
-      <w:r/>
-      <w:r>
-        <w:rPr>
-          <w:highlight w:val="none"/>
-          <w14:ligatures w14:val="none"/>
-        </w:rPr>
-      </w:r>
-      <w:r>
-        <w:rPr>
-          <w:highlight w:val="none"/>
-          <w14:ligatures w14:val="none"/>
-        </w:rPr>
-      </w:r>
-    </w:p>
-    <w:p>
-      <w:pPr>
-        <w:pBdr/>
-        <w:spacing/>
-        <w:ind/>
-        <w:rPr>
-          <w:highlight w:val="none"/>
-          <w14:ligatures w14:val="none"/>
-        </w:rPr>
-      </w:pPr>
-      <w:r>
-        <w:rPr>
-          <w:highlight w:val="none"/>
-          <w14:ligatures w14:val="none"/>
-        </w:rPr>
-      </w:r>
-      <w:r/>
-      <w:r>
-        <w:rPr>
-          <w:highlight w:val="none"/>
-          <w14:ligatures w14:val="none"/>
-        </w:rPr>
-      </w:r>
-      <w:r>
-        <w:rPr>
-          <w:highlight w:val="none"/>
-          <w14:ligatures w14:val="none"/>
-        </w:rPr>
-      </w:r>
-      <w:r/>
-      <w:r>
-        <w:rPr>
-          <w:highlight w:val="none"/>
-          <w14:ligatures w14:val="none"/>
-        </w:rPr>
-      </w:r>
-      <w:r>
-        <w:rPr>
-          <w:highlight w:val="none"/>
-          <w14:ligatures w14:val="none"/>
-        </w:rPr>
-      </w:r>
-    </w:p>
-    <w:p>
-      <w:pPr>
-        <w:pBdr/>
-        <w:spacing/>
-        <w:ind/>
-        <w:rPr>
-          <w:highlight w:val="none"/>
-          <w14:ligatures w14:val="none"/>
-        </w:rPr>
-      </w:pPr>
-      <w:r>
-        <w:rPr>
-          <w:highlight w:val="none"/>
-          <w14:ligatures w14:val="none"/>
-        </w:rPr>
-      </w:r>
-      <w:r>
-        <w:rPr>
-          <w:highlight w:val="none"/>
-          <w14:ligatures w14:val="none"/>
-        </w:rPr>
-      </w:r>
-      <w:r>
-        <w:rPr>
-          <w:highlight w:val="none"/>
-          <w14:ligatures w14:val="none"/>
-        </w:rPr>
-      </w:r>
-    </w:p>
-    <w:p>
-      <w:pPr>
-        <w:pBdr/>
-        <w:spacing/>
-        <w:ind/>
-        <w:rPr>
-          <w:highlight w:val="none"/>
-          <w14:ligatures w14:val="none"/>
-        </w:rPr>
-      </w:pPr>
-      <w:r>
-        <w:rPr>
-          <w:highlight w:val="none"/>
-          <w14:ligatures w14:val="none"/>
-        </w:rPr>
-      </w:r>
-      <w:r>
-        <w:rPr>
-          <w:highlight w:val="none"/>
-          <w14:ligatures w14:val="none"/>
-        </w:rPr>
-      </w:r>
-      <w:r>
-        <w:rPr>
-          <w:highlight w:val="none"/>
-          <w14:ligatures w14:val="none"/>
-        </w:rPr>
-      </w:r>
-    </w:p>
-    <w:p>
-      <w:pPr>
-        <w:pBdr/>
-        <w:spacing/>
-        <w:ind/>
-        <w:rPr>
-          <w:highlight w:val="none"/>
-          <w14:ligatures w14:val="none"/>
-        </w:rPr>
-      </w:pPr>
-      <w:r>
-        <w:rPr>
-          <w:highlight w:val="none"/>
-          <w14:ligatures w14:val="none"/>
-        </w:rPr>
-      </w:r>
-      <w:r/>
-      <w:r>
-        <w:rPr>
-          <w:highlight w:val="none"/>
-          <w14:ligatures w14:val="none"/>
-        </w:rPr>
-      </w:r>
-      <w:r>
-        <w:rPr>
-          <w:highlight w:val="none"/>
-          <w14:ligatures w14:val="none"/>
-        </w:rPr>
-      </w:r>
-      <w:r>
-        <w:rPr>
-          <w:highlight w:val="none"/>
-          <w14:ligatures w14:val="none"/>
-        </w:rPr>
-      </w:r>
-    </w:p>
-    <w:p>
-      <w:pPr>
-        <w:pBdr/>
-        <w:spacing/>
-        <w:ind/>
-        <w:rPr>
-          <w:highlight w:val="none"/>
-          <w14:ligatures w14:val="none"/>
-        </w:rPr>
-      </w:pPr>
-      <w:r>
-        <w:rPr>
-          <w:highlight w:val="none"/>
-          <w14:ligatures w14:val="none"/>
-        </w:rPr>
-      </w:r>
-      <w:r>
-        <mc:AlternateContent>
-          <mc:Choice Requires="wpg">
-            <w:drawing>
-              <wp:anchor xmlns:wp="http://schemas.openxmlformats.org/drawingml/2006/wordprocessingDrawing" xmlns:wp14="http://schemas.microsoft.com/office/word/2010/wordprocessingDrawing" distT="0" distB="0" distL="115200" distR="115200" simplePos="0" relativeHeight="7168" behindDoc="1" locked="0" layoutInCell="1" allowOverlap="1">
-                <wp:simplePos x="0" y="0"/>
-                <wp:positionH relativeFrom="column">
-                  <wp:posOffset>1741476</wp:posOffset>
-                </wp:positionH>
-                <wp:positionV relativeFrom="paragraph">
-                  <wp:posOffset>305868</wp:posOffset>
-                </wp:positionV>
-                <wp:extent cx="3332569" cy="2156808"/>
-                <wp:effectExtent l="0" t="0" r="0" b="0"/>
-                <wp:wrapNone/>
-                <wp:docPr id="2" name=""/>
-                <wp:cNvGraphicFramePr>
-                  <a:graphicFrameLocks xmlns:a="http://schemas.openxmlformats.org/drawingml/2006/main" noChangeAspect="1"/>
-                </wp:cNvGraphicFramePr>
-                <a:graphic xmlns:a="http://schemas.openxmlformats.org/drawingml/2006/main">
-                  <a:graphicData uri="http://schemas.openxmlformats.org/drawingml/2006/picture">
-                    <pic:pic xmlns:pic="http://schemas.openxmlformats.org/drawingml/2006/picture">
-                      <pic:nvPicPr>
-                        <pic:cNvPr id="1517711077" name=""/>
-                        <pic:cNvPicPr>
-                          <a:picLocks noChangeAspect="1"/>
-                        </pic:cNvPicPr>
-                        <pic:nvPr/>
-                      </pic:nvPicPr>
-                      <pic:blipFill rotWithShape="1">
-                        <a:blip r:embed="rId10"/>
-                        <a:stretch/>
-                      </pic:blipFill>
-                      <pic:spPr bwMode="auto">
-                        <a:xfrm flipH="0" flipV="0">
-                          <a:off x="0" y="0"/>
-                          <a:ext cx="3332568" cy="2156808"/>
-                        </a:xfrm>
-                        <a:prstGeom prst="rect">
-                          <a:avLst/>
-                        </a:prstGeom>
-                      </pic:spPr>
-                    </pic:pic>
-                  </a:graphicData>
-                </a:graphic>
-              </wp:anchor>
-            </w:drawing>
-          </mc:Choice>
-          <mc:Fallback>
-            <w:pict>
-              <v:shapetype id="_x0000_t75" coordsize="21600,21600" o:spt="75" o:preferrelative="t" path="m@4@5l@4@11@9@11@9@5xe" filled="f" stroked="f">
-                <v:stroke joinstyle="miter"/>
-                <v:formulas>
-                  <v:f eqn="if lineDrawn pixelLineWidth 0"/>
-                  <v:f eqn="sum @0 1 0"/>
-                  <v:f eqn="sum 0 0 @1"/>
-                  <v:f eqn="prod @2 1 2"/>
-                  <v:f eqn="prod @3 21600 pixelWidth"/>
-                  <v:f eqn="prod @3 21600 pixelHeight"/>
-                  <v:f eqn="sum @0 0 1"/>
-                  <v:f eqn="prod @6 1 2"/>
-                  <v:f eqn="prod @7 21600 pixelWidth"/>
-                  <v:f eqn="sum @8 21600 0"/>
-                  <v:f eqn="prod @7 21600 pixelHeight"/>
-                  <v:f eqn="sum @10 21600 0"/>
-                </v:formulas>
-                <v:path o:extrusionok="f" gradientshapeok="t" o:connecttype="rect"/>
-                <o:lock v:ext="edit" aspectratio="t"/>
-              </v:shapetype>
-              <v:shape id="_x0000_i1" o:spid="_x0000_s1" type="#_x0000_t75" style="position:absolute;z-index:-7168;o:allowoverlap:true;o:allowincell:true;mso-position-horizontal-relative:text;margin-left:137.12pt;mso-position-horizontal:absolute;mso-position-vertical-relative:text;margin-top:24.08pt;mso-position-vertical:absolute;width:262.41pt;height:169.83pt;mso-wrap-distance-left:9.07pt;mso-wrap-distance-top:0.00pt;mso-wrap-distance-right:9.07pt;mso-wrap-distance-bottom:0.00pt;z-index:1;" stroked="false">
-                <v:imagedata r:id="rId10" o:title=""/>
-                <o:lock v:ext="edit" rotation="t"/>
-              </v:shape>
-            </w:pict>
-          </mc:Fallback>
-        </mc:AlternateContent>
-      </w:r>
-      <w:r>
-        <w:rPr>
-          <w:highlight w:val="none"/>
-          <w14:ligatures w14:val="none"/>
-        </w:rPr>
-      </w:r>
-      <w:r>
-        <w:rPr>
-          <w:highlight w:val="none"/>
-          <w14:ligatures w14:val="none"/>
-        </w:rPr>
-      </w:r>
-      <w:r>
-        <w:rPr>
-          <w:highlight w:val="none"/>
-          <w14:ligatures w14:val="none"/>
-        </w:rPr>
-      </w:r>
-    </w:p>
-    <w:p>
-      <w:pPr>
-        <w:pBdr/>
-        <w:spacing/>
-        <w:ind/>
-        <w:rPr>
-          <w:highlight w:val="none"/>
-          <w14:ligatures w14:val="none"/>
-        </w:rPr>
-      </w:pPr>
-      <w:r>
-        <w:rPr>
-          <w:highlight w:val="none"/>
-          <w14:ligatures w14:val="none"/>
-        </w:rPr>
-      </w:r>
-      <w:r/>
-      <w:r>
-        <w:rPr>
-          <w:highlight w:val="none"/>
-          <w14:ligatures w14:val="none"/>
-        </w:rPr>
-      </w:r>
-      <w:r>
-        <w:rPr>
-          <w:highlight w:val="none"/>
-          <w14:ligatures w14:val="none"/>
-        </w:rPr>
-      </w:r>
-      <w:r>
-        <w:rPr>
-          <w:highlight w:val="none"/>
-          <w14:ligatures w14:val="none"/>
-        </w:rPr>
-      </w:r>
-    </w:p>
-    <w:p>
-      <w:pPr>
-        <w:pBdr/>
-        <w:spacing/>
-        <w:ind/>
-        <w:rPr>
-          <w:highlight w:val="none"/>
-          <w14:ligatures w14:val="none"/>
-        </w:rPr>
-      </w:pPr>
-      <w:r>
-        <w:rPr>
-          <w:highlight w:val="none"/>
-          <w14:ligatures w14:val="none"/>
-        </w:rPr>
-      </w:r>
-      <w:r/>
-      <w:r>
-        <w:rPr>
-          <w:highlight w:val="none"/>
-          <w14:ligatures w14:val="none"/>
-        </w:rPr>
-      </w:r>
-      <w:r/>
-      <w:r>
-        <w:rPr>
-          <w:highlight w:val="none"/>
-          <w14:ligatures w14:val="none"/>
-        </w:rPr>
-      </w:r>
-      <w:r/>
-      <w:r>
-        <w:rPr>
-          <w:highlight w:val="none"/>
-          <w14:ligatures w14:val="none"/>
-        </w:rPr>
-      </w:r>
-      <w:r>
-        <w:rPr>
-          <w:highlight w:val="none"/>
-          <w14:ligatures w14:val="none"/>
-        </w:rPr>
-      </w:r>
-      <w:r>
-        <w:rPr>
-          <w:highlight w:val="none"/>
-          <w14:ligatures w14:val="none"/>
-        </w:rPr>
-      </w:r>
-    </w:p>
-    <w:p>
-      <w:pPr>
-        <w:pBdr/>
-        <w:spacing/>
-        <w:ind/>
-        <w:rPr>
-          <w:highlight w:val="none"/>
-          <w14:ligatures w14:val="none"/>
-        </w:rPr>
-      </w:pPr>
-      <w:r>
-        <w:rPr>
-          <w:highlight w:val="none"/>
-          <w14:ligatures w14:val="none"/>
-        </w:rPr>
-      </w:r>
-      <w:r>
-        <w:rPr>
-          <w:highlight w:val="none"/>
-          <w14:ligatures w14:val="none"/>
-        </w:rPr>
-      </w:r>
-      <w:r>
-        <w:rPr>
-          <w:highlight w:val="none"/>
-          <w14:ligatures w14:val="none"/>
-        </w:rPr>
-      </w:r>
-    </w:p>
-    <w:p>
-      <w:pPr>
-        <w:pBdr/>
-        <w:spacing/>
-        <w:ind/>
-        <w:rPr>
-          <w:highlight w:val="none"/>
-          <w14:ligatures w14:val="none"/>
-        </w:rPr>
-      </w:pPr>
-      <w:r>
-        <w:rPr>
-          <w:highlight w:val="none"/>
-          <w14:ligatures w14:val="none"/>
-        </w:rPr>
-      </w:r>
-      <w:r/>
-      <w:r>
-        <w:rPr>
-          <w:highlight w:val="none"/>
-          <w14:ligatures w14:val="none"/>
-        </w:rPr>
-      </w:r>
-      <w:r/>
-      <w:r>
-        <w:rPr>
-          <w:highlight w:val="none"/>
-          <w14:ligatures w14:val="none"/>
-        </w:rPr>
-      </w:r>
-      <w:r>
-        <w:rPr>
-          <w:highlight w:val="none"/>
-          <w14:ligatures w14:val="none"/>
-        </w:rPr>
-      </w:r>
-      <w:r>
-        <w:rPr>
-          <w:highlight w:val="none"/>
-          <w14:ligatures w14:val="none"/>
-        </w:rPr>
-      </w:r>
-    </w:p>
-    <w:p>
-      <w:pPr>
-        <w:pBdr/>
-        <w:spacing/>
-        <w:ind/>
-        <w:rPr>
-          <w:highlight w:val="none"/>
-          <w14:ligatures w14:val="none"/>
-        </w:rPr>
-      </w:pPr>
-      <w:r>
-        <w:rPr>
-          <w:highlight w:val="none"/>
-          <w14:ligatures w14:val="none"/>
-        </w:rPr>
-      </w:r>
-      <w:r>
-        <w:rPr>
-          <w:highlight w:val="none"/>
-          <w14:ligatures w14:val="none"/>
-        </w:rPr>
-      </w:r>
-      <w:r>
-        <w:rPr>
-          <w:highlight w:val="none"/>
-          <w14:ligatures w14:val="none"/>
-        </w:rPr>
-      </w:r>
-    </w:p>
-    <w:p>
-      <w:pPr>
-        <w:pBdr/>
-        <w:spacing/>
-        <w:ind/>
-        <w:rPr>
-          <w:highlight w:val="none"/>
-          <w14:ligatures w14:val="none"/>
-        </w:rPr>
-      </w:pPr>
-      <w:r>
-        <w:rPr>
-          <w:highlight w:val="none"/>
-          <w14:ligatures w14:val="none"/>
-        </w:rPr>
-      </w:r>
-      <w:r>
-        <w:rPr>
-          <w:highlight w:val="none"/>
-          <w14:ligatures w14:val="none"/>
-        </w:rPr>
-      </w:r>
-      <w:r>
-        <w:rPr>
-          <w:highlight w:val="none"/>
-          <w14:ligatures w14:val="none"/>
-        </w:rPr>
-      </w:r>
-    </w:p>
-    <w:p>
-      <w:pPr>
-        <w:pBdr/>
-        <w:spacing/>
-        <w:ind/>
-        <w:rPr>
-          <w:highlight w:val="none"/>
-          <w14:ligatures w14:val="none"/>
-        </w:rPr>
-      </w:pPr>
-      <w:r>
-        <w:rPr>
-          <w:highlight w:val="none"/>
-          <w14:ligatures w14:val="none"/>
-        </w:rPr>
-      </w:r>
-      <w:r>
-        <w:rPr>
-          <w:highlight w:val="none"/>
-          <w14:ligatures w14:val="none"/>
-        </w:rPr>
-      </w:r>
-      <w:r>
-        <w:rPr>
-          <w:highlight w:val="none"/>
-          <w14:ligatures w14:val="none"/>
-        </w:rPr>
-      </w:r>
-    </w:p>
-    <w:p>
-      <w:pPr>
-        <w:pBdr/>
-        <w:spacing/>
-        <w:ind/>
-        <w:rPr>
-          <w:highlight w:val="none"/>
-          <w14:ligatures w14:val="none"/>
-        </w:rPr>
-      </w:pPr>
-      <w:r>
-        <w:rPr>
-          <w:highlight w:val="none"/>
-          <w14:ligatures w14:val="none"/>
-        </w:rPr>
-      </w:r>
-      <w:r>
-        <mc:AlternateContent>
-          <mc:Choice Requires="wpg">
-            <w:drawing>
-              <wp:anchor xmlns:wp="http://schemas.openxmlformats.org/drawingml/2006/wordprocessingDrawing" xmlns:wp14="http://schemas.microsoft.com/office/word/2010/wordprocessingDrawing" distT="0" distB="0" distL="115200" distR="115200" simplePos="0" relativeHeight="8192" behindDoc="1" locked="0" layoutInCell="1" allowOverlap="1">
-                <wp:simplePos x="0" y="0"/>
-                <wp:positionH relativeFrom="column">
-                  <wp:posOffset>1741476</wp:posOffset>
-                </wp:positionH>
-                <wp:positionV relativeFrom="paragraph">
-                  <wp:posOffset>77953</wp:posOffset>
-                </wp:positionV>
-                <wp:extent cx="3332569" cy="2157066"/>
-                <wp:effectExtent l="0" t="0" r="0" b="0"/>
-                <wp:wrapNone/>
-                <wp:docPr id="3" name=""/>
-                <wp:cNvGraphicFramePr>
-                  <a:graphicFrameLocks xmlns:a="http://schemas.openxmlformats.org/drawingml/2006/main" noChangeAspect="1"/>
-                </wp:cNvGraphicFramePr>
-                <a:graphic xmlns:a="http://schemas.openxmlformats.org/drawingml/2006/main">
-                  <a:graphicData uri="http://schemas.openxmlformats.org/drawingml/2006/picture">
-                    <pic:pic xmlns:pic="http://schemas.openxmlformats.org/drawingml/2006/picture">
-                      <pic:nvPicPr>
-                        <pic:cNvPr id="1789252021" name=""/>
-                        <pic:cNvPicPr>
-                          <a:picLocks noChangeAspect="1"/>
-                        </pic:cNvPicPr>
-                        <pic:nvPr/>
-                      </pic:nvPicPr>
-                      <pic:blipFill rotWithShape="1">
-                        <a:blip r:embed="rId11"/>
-                        <a:stretch/>
-                      </pic:blipFill>
-                      <pic:spPr bwMode="auto">
-                        <a:xfrm flipH="0" flipV="0">
-                          <a:off x="0" y="0"/>
-                          <a:ext cx="3332568" cy="2157066"/>
-                        </a:xfrm>
-                        <a:prstGeom prst="rect">
-                          <a:avLst/>
-                        </a:prstGeom>
-                      </pic:spPr>
-                    </pic:pic>
-                  </a:graphicData>
-                </a:graphic>
-              </wp:anchor>
-            </w:drawing>
-          </mc:Choice>
-          <mc:Fallback>
-            <w:pict>
-              <v:shapetype id="_x0000_t75" coordsize="21600,21600" o:spt="75" o:preferrelative="t" path="m@4@5l@4@11@9@11@9@5xe" filled="f" stroked="f">
-                <v:stroke joinstyle="miter"/>
-                <v:formulas>
-                  <v:f eqn="if lineDrawn pixelLineWidth 0"/>
-                  <v:f eqn="sum @0 1 0"/>
-                  <v:f eqn="sum 0 0 @1"/>
-                  <v:f eqn="prod @2 1 2"/>
-                  <v:f eqn="prod @3 21600 pixelWidth"/>
-                  <v:f eqn="prod @3 21600 pixelHeight"/>
-                  <v:f eqn="sum @0 0 1"/>
-                  <v:f eqn="prod @6 1 2"/>
-                  <v:f eqn="prod @7 21600 pixelWidth"/>
-                  <v:f eqn="sum @8 21600 0"/>
-                  <v:f eqn="prod @7 21600 pixelHeight"/>
-                  <v:f eqn="sum @10 21600 0"/>
-                </v:formulas>
-                <v:path o:extrusionok="f" gradientshapeok="t" o:connecttype="rect"/>
-                <o:lock v:ext="edit" aspectratio="t"/>
-              </v:shapetype>
-              <v:shape id="_x0000_i2" o:spid="_x0000_s2" type="#_x0000_t75" style="position:absolute;z-index:-8192;o:allowoverlap:true;o:allowincell:true;mso-position-horizontal-relative:text;margin-left:137.12pt;mso-position-horizontal:absolute;mso-position-vertical-relative:text;margin-top:6.14pt;mso-position-vertical:absolute;width:262.41pt;height:169.85pt;mso-wrap-distance-left:9.07pt;mso-wrap-distance-top:0.00pt;mso-wrap-distance-right:9.07pt;mso-wrap-distance-bottom:0.00pt;z-index:1;" stroked="false">
-                <v:imagedata r:id="rId11" o:title=""/>
-                <o:lock v:ext="edit" rotation="t"/>
-              </v:shape>
-            </w:pict>
-          </mc:Fallback>
-        </mc:AlternateContent>
-      </w:r>
-      <w:r>
-        <w:rPr>
-          <w:highlight w:val="none"/>
-          <w14:ligatures w14:val="none"/>
-        </w:rPr>
-      </w:r>
-      <w:r>
-        <w:rPr>
-          <w:highlight w:val="none"/>
-          <w14:ligatures w14:val="none"/>
-        </w:rPr>
-      </w:r>
-      <w:r>
-        <w:rPr>
-          <w:highlight w:val="none"/>
-          <w14:ligatures w14:val="none"/>
-        </w:rPr>
-      </w:r>
-    </w:p>
-    <w:p>
-      <w:pPr>
-        <w:pBdr/>
-        <w:spacing/>
-        <w:ind/>
-        <w:rPr>
-          <w:highlight w:val="none"/>
-          <w14:ligatures w14:val="none"/>
-        </w:rPr>
-      </w:pPr>
-      <w:r>
-        <w:rPr>
-          <w:highlight w:val="none"/>
-          <w14:ligatures w14:val="none"/>
-        </w:rPr>
-      </w:r>
-      <w:r/>
-      <w:r>
-        <w:rPr>
-          <w:highlight w:val="none"/>
-          <w14:ligatures w14:val="none"/>
-        </w:rPr>
-      </w:r>
-      <w:r>
-        <w:rPr>
-          <w:highlight w:val="none"/>
-          <w14:ligatures w14:val="none"/>
-        </w:rPr>
-      </w:r>
-      <w:r>
-        <w:rPr>
-          <w:highlight w:val="none"/>
-          <w14:ligatures w14:val="none"/>
-        </w:rPr>
-      </w:r>
-    </w:p>
-    <w:p>
-      <w:pPr>
-        <w:pBdr/>
-        <w:spacing/>
-        <w:ind/>
-        <w:rPr>
-          <w:highlight w:val="none"/>
-          <w14:ligatures w14:val="none"/>
-        </w:rPr>
-      </w:pPr>
-      <w:r>
-        <w:rPr>
-          <w:highlight w:val="none"/>
-          <w14:ligatures w14:val="none"/>
-        </w:rPr>
-      </w:r>
-      <w:r>
-        <w:rPr>
-          <w:highlight w:val="none"/>
-          <w14:ligatures w14:val="none"/>
-        </w:rPr>
-      </w:r>
-      <w:r>
-        <w:rPr>
-          <w:highlight w:val="none"/>
-          <w14:ligatures w14:val="none"/>
-        </w:rPr>
-      </w:r>
-    </w:p>
-    <w:p>
-      <w:pPr>
-        <w:pBdr/>
-        <w:spacing/>
-        <w:ind/>
-        <w:rPr>
-          <w:highlight w:val="none"/>
-          <w14:ligatures w14:val="none"/>
-        </w:rPr>
-      </w:pPr>
-      <w:r>
-        <w:rPr>
-          <w:highlight w:val="none"/>
-          <w14:ligatures w14:val="none"/>
-        </w:rPr>
-      </w:r>
-      <w:r>
-        <w:rPr>
-          <w:highlight w:val="none"/>
-          <w14:ligatures w14:val="none"/>
-        </w:rPr>
-      </w:r>
-      <w:r>
-        <w:rPr>
-          <w:highlight w:val="none"/>
-          <w14:ligatures w14:val="none"/>
-        </w:rPr>
-      </w:r>
-    </w:p>
-    <w:p>
-      <w:pPr>
-        <w:pBdr/>
-        <w:spacing/>
-        <w:ind/>
-        <w:rPr>
-          <w:highlight w:val="none"/>
-          <w14:ligatures w14:val="none"/>
-        </w:rPr>
-      </w:pPr>
-      <w:r>
-        <w:rPr>
-          <w:highlight w:val="none"/>
-          <w14:ligatures w14:val="none"/>
-        </w:rPr>
-      </w:r>
-      <w:r>
-        <w:rPr>
-          <w:highlight w:val="none"/>
-          <w14:ligatures w14:val="none"/>
-        </w:rPr>
-      </w:r>
-      <w:r>
-        <w:rPr>
-          <w:highlight w:val="none"/>
-          <w14:ligatures w14:val="none"/>
-        </w:rPr>
-      </w:r>
-    </w:p>
-    <w:p>
-      <w:pPr>
-        <w:pBdr/>
-        <w:spacing/>
-        <w:ind/>
-        <w:rPr>
-          <w:highlight w:val="none"/>
-          <w14:ligatures w14:val="none"/>
-        </w:rPr>
-      </w:pPr>
-      <w:r>
-        <w:rPr>
-          <w:highlight w:val="none"/>
-          <w14:ligatures w14:val="none"/>
-        </w:rPr>
-      </w:r>
-      <w:r>
-        <w:rPr>
-          <w:highlight w:val="none"/>
-          <w14:ligatures w14:val="none"/>
-        </w:rPr>
-      </w:r>
-      <w:r>
-        <w:rPr>
-          <w:highlight w:val="none"/>
-          <w14:ligatures w14:val="none"/>
-        </w:rPr>
-      </w:r>
-    </w:p>
-    <w:p>
-      <w:pPr>
-        <w:pBdr/>
-        <w:spacing/>
-        <w:ind/>
-        <w:rPr>
-          <w:highlight w:val="none"/>
-          <w14:ligatures w14:val="none"/>
-        </w:rPr>
-      </w:pPr>
-      <w:r>
-        <w:rPr>
-          <w:highlight w:val="none"/>
-          <w14:ligatures w14:val="none"/>
-        </w:rPr>
-      </w:r>
-      <w:r>
-        <w:rPr>
-          <w:highlight w:val="none"/>
-          <w14:ligatures w14:val="none"/>
-        </w:rPr>
-      </w:r>
-      <w:r>
-        <w:rPr>
-          <w:highlight w:val="none"/>
-          <w14:ligatures w14:val="none"/>
-        </w:rPr>
-      </w:r>
-    </w:p>
-    <w:p>
-      <w:pPr>
-        <w:pBdr/>
-        <w:spacing/>
-        <w:ind/>
-        <w:rPr>
-          <w:highlight w:val="none"/>
-          <w14:ligatures w14:val="none"/>
-        </w:rPr>
-      </w:pPr>
-      <w:r>
-        <w:rPr>
-          <w:highlight w:val="none"/>
-          <w14:ligatures w14:val="none"/>
-        </w:rPr>
-      </w:r>
-      <w:r>
-        <w:rPr>
-          <w:highlight w:val="none"/>
-          <w14:ligatures w14:val="none"/>
-        </w:rPr>
-      </w:r>
-      <w:r>
-        <w:rPr>
-          <w:highlight w:val="none"/>
-          <w14:ligatures w14:val="none"/>
-        </w:rPr>
-      </w:r>
-    </w:p>
-    <w:p>
-      <w:pPr>
-        <w:pBdr/>
-        <w:spacing/>
-        <w:ind/>
-        <w:rPr>
-          <w:highlight w:val="none"/>
-          <w14:ligatures w14:val="none"/>
-        </w:rPr>
-      </w:pPr>
-      <w:r>
-        <w:rPr>
-          <w:highlight w:val="none"/>
-          <w14:ligatures w14:val="none"/>
-        </w:rPr>
-      </w:r>
-      <w:r>
-        <w:rPr>
-          <w:highlight w:val="none"/>
-          <w14:ligatures w14:val="none"/>
-        </w:rPr>
-      </w:r>
-      <w:r>
-        <w:rPr>
-          <w:highlight w:val="none"/>
-          <w14:ligatures w14:val="none"/>
-        </w:rPr>
-      </w:r>
-    </w:p>
-    <w:p>
-      <w:pPr>
-        <w:pBdr/>
-        <w:spacing/>
-        <w:ind/>
-        <w:rPr>
-          <w:highlight w:val="none"/>
-          <w14:ligatures w14:val="none"/>
-        </w:rPr>
-      </w:pPr>
-      <w:r>
-        <w:rPr>
-          <w:highlight w:val="none"/>
-          <w14:ligatures w14:val="none"/>
-        </w:rPr>
-      </w:r>
-      <w:r>
-        <w:rPr>
-          <w:highlight w:val="none"/>
-          <w14:ligatures w14:val="none"/>
-        </w:rPr>
-      </w:r>
-    </w:p>
-    <w:p>
-      <w:pPr>
-        <w:pStyle w:val="830"/>
-        <w:pBdr/>
-        <w:spacing/>
-        <w:ind/>
-        <w:rPr>
-          <w:highlight w:val="none"/>
-          <w14:ligatures w14:val="none"/>
-        </w:rPr>
-      </w:pPr>
-      <w:r>
-        <w:rPr>
-          <w:highlight w:val="none"/>
-          <w14:ligatures w14:val="none"/>
-        </w:rPr>
-      </w:r>
-      <w:r>
-        <w:rPr>
-          <w:highlight w:val="none"/>
-          <w14:ligatures w14:val="none"/>
-        </w:rPr>
-        <w:t xml:space="preserve">Step 2</w:t>
-      </w:r>
-      <w:r>
-        <w:rPr>
-          <w:highlight w:val="none"/>
-          <w14:ligatures w14:val="none"/>
-        </w:rPr>
-      </w:r>
-    </w:p>
-    <w:p>
-      <w:pPr>
-        <w:pBdr/>
-        <w:spacing/>
-        <w:ind/>
-        <w:rPr>
-          <w:highlight w:val="none"/>
-          <w14:ligatures w14:val="none"/>
-        </w:rPr>
-      </w:pPr>
-      <w:r>
-        <w:rPr>
-          <w:highlight w:val="none"/>
-        </w:rPr>
-      </w:r>
-      <w:r>
-        <w:rPr>
-          <w:highlight w:val="none"/>
-        </w:rPr>
-        <w:t xml:space="preserve">I uploaded and validated all the three HTML files. Screenshots of the results are found below. I didn’t run into any errors while attempting this task. Therefore, step 2.4 and 2.5 are not applicable.</w:t>
-      </w:r>
-      <w:r>
-        <w:rPr>
-          <w:highlight w:val="none"/>
-        </w:rPr>
-      </w:r>
-    </w:p>
-    <w:p>
-      <w:pPr>
-        <w:pBdr/>
-        <w:spacing/>
-        <w:ind/>
-        <w:jc w:val="center"/>
-        <w:rPr>
-          <w:highlight w:val="none"/>
-          <w14:ligatures w14:val="none"/>
-        </w:rPr>
-      </w:pPr>
-      <w:r>
-        <w:rPr>
-          <w:highlight w:val="none"/>
-          <w14:ligatures w14:val="none"/>
-        </w:rPr>
-      </w:r>
       <w:r>
         <w:rPr>
           <w:highlight w:val="none"/>
@@ -1244,9 +66,9 @@
           <mc:Choice Requires="wpg">
             <w:drawing>
               <wp:inline xmlns:wp="http://schemas.openxmlformats.org/drawingml/2006/wordprocessingDrawing" distT="0" distB="0" distL="0" distR="0">
-                <wp:extent cx="5223023" cy="3888778"/>
+                <wp:extent cx="6858000" cy="646503"/>
                 <wp:effectExtent l="0" t="0" r="0" b="0"/>
-                <wp:docPr id="4" name=""/>
+                <wp:docPr id="1" name=""/>
                 <wp:cNvGraphicFramePr>
                   <a:graphicFrameLocks xmlns:a="http://schemas.openxmlformats.org/drawingml/2006/main" noChangeAspect="1"/>
                 </wp:cNvGraphicFramePr>
@@ -1254,20 +76,20 @@
                   <a:graphicData uri="http://schemas.openxmlformats.org/drawingml/2006/picture">
                     <pic:pic xmlns:pic="http://schemas.openxmlformats.org/drawingml/2006/picture">
                       <pic:nvPicPr>
-                        <pic:cNvPr id="2087400101" name=""/>
+                        <pic:cNvPr id="458221502" name=""/>
                         <pic:cNvPicPr>
                           <a:picLocks noChangeAspect="1"/>
                         </pic:cNvPicPr>
                         <pic:nvPr/>
                       </pic:nvPicPr>
                       <pic:blipFill rotWithShape="1">
-                        <a:blip r:embed="rId12"/>
+                        <a:blip r:embed="rId9"/>
                         <a:stretch/>
                       </pic:blipFill>
                       <pic:spPr bwMode="auto">
-                        <a:xfrm flipH="0" flipV="0">
+                        <a:xfrm>
                           <a:off x="0" y="0"/>
-                          <a:ext cx="5223023" cy="3888777"/>
+                          <a:ext cx="6858000" cy="646502"/>
                         </a:xfrm>
                         <a:prstGeom prst="rect">
                           <a:avLst/>
@@ -1300,8 +122,8 @@
                 <v:path o:extrusionok="f" gradientshapeok="t" o:connecttype="rect"/>
                 <o:lock v:ext="edit" aspectratio="t"/>
               </v:shapetype>
-              <v:shape id="_x0000_i3" o:spid="_x0000_s3" type="#_x0000_t75" style="width:411.26pt;height:306.20pt;mso-wrap-distance-left:0.00pt;mso-wrap-distance-top:0.00pt;mso-wrap-distance-right:0.00pt;mso-wrap-distance-bottom:0.00pt;z-index:1;" stroked="false">
-                <v:imagedata r:id="rId12" o:title=""/>
+              <v:shape id="_x0000_i0" o:spid="_x0000_s0" type="#_x0000_t75" style="width:540.00pt;height:50.91pt;mso-wrap-distance-left:0.00pt;mso-wrap-distance-top:0.00pt;mso-wrap-distance-right:0.00pt;mso-wrap-distance-bottom:0.00pt;z-index:1;" stroked="false">
+                <v:imagedata r:id="rId9" o:title=""/>
                 <o:lock v:ext="edit" rotation="t"/>
               </v:shape>
             </w:pict>
@@ -1326,17 +148,23 @@
           <w14:ligatures w14:val="none"/>
         </w:rPr>
       </w:r>
+    </w:p>
+    <w:p>
+      <w:pPr>
+        <w:pBdr/>
+        <w:spacing/>
+        <w:ind/>
+        <w:rPr>
+          <w:highlight w:val="none"/>
+          <w14:ligatures w14:val="none"/>
+        </w:rPr>
+      </w:pPr>
       <w:r>
         <w:rPr>
           <w:highlight w:val="none"/>
           <w14:ligatures w14:val="none"/>
         </w:rPr>
-      </w:r>
-      <w:r>
-        <w:rPr>
-          <w:highlight w:val="none"/>
-          <w14:ligatures w14:val="none"/>
-        </w:rPr>
+        <w:t xml:space="preserve">And below is an image of the footer from the task sheet.</w:t>
       </w:r>
       <w:r>
         <w:rPr>
@@ -1356,12 +184,6 @@
           <w14:ligatures w14:val="none"/>
         </w:rPr>
       </w:pPr>
-      <w:r>
-        <w:rPr>
-          <w:highlight w:val="none"/>
-          <w14:ligatures w14:val="none"/>
-        </w:rPr>
-      </w:r>
       <w:r>
         <w:rPr>
           <w:highlight w:val="none"/>
@@ -1373,9 +195,9 @@
           <mc:Choice Requires="wpg">
             <w:drawing>
               <wp:inline xmlns:wp="http://schemas.openxmlformats.org/drawingml/2006/wordprocessingDrawing" distT="0" distB="0" distL="0" distR="0">
-                <wp:extent cx="5262096" cy="4001804"/>
+                <wp:extent cx="6349731" cy="737762"/>
                 <wp:effectExtent l="0" t="0" r="0" b="0"/>
-                <wp:docPr id="5" name=""/>
+                <wp:docPr id="2" name=""/>
                 <wp:cNvGraphicFramePr>
                   <a:graphicFrameLocks xmlns:a="http://schemas.openxmlformats.org/drawingml/2006/main" noChangeAspect="1"/>
                 </wp:cNvGraphicFramePr>
@@ -1383,20 +205,20 @@
                   <a:graphicData uri="http://schemas.openxmlformats.org/drawingml/2006/picture">
                     <pic:pic xmlns:pic="http://schemas.openxmlformats.org/drawingml/2006/picture">
                       <pic:nvPicPr>
-                        <pic:cNvPr id="651042164" name=""/>
+                        <pic:cNvPr id="1580141568" name=""/>
                         <pic:cNvPicPr>
                           <a:picLocks noChangeAspect="1"/>
                         </pic:cNvPicPr>
                         <pic:nvPr/>
                       </pic:nvPicPr>
                       <pic:blipFill rotWithShape="1">
-                        <a:blip r:embed="rId13"/>
+                        <a:blip r:embed="rId10"/>
                         <a:stretch/>
                       </pic:blipFill>
                       <pic:spPr bwMode="auto">
                         <a:xfrm flipH="0" flipV="0">
                           <a:off x="0" y="0"/>
-                          <a:ext cx="5262095" cy="4001803"/>
+                          <a:ext cx="6349731" cy="737762"/>
                         </a:xfrm>
                         <a:prstGeom prst="rect">
                           <a:avLst/>
@@ -1429,8 +251,8 @@
                 <v:path o:extrusionok="f" gradientshapeok="t" o:connecttype="rect"/>
                 <o:lock v:ext="edit" aspectratio="t"/>
               </v:shapetype>
-              <v:shape id="_x0000_i4" o:spid="_x0000_s4" type="#_x0000_t75" style="width:414.34pt;height:315.10pt;mso-wrap-distance-left:0.00pt;mso-wrap-distance-top:0.00pt;mso-wrap-distance-right:0.00pt;mso-wrap-distance-bottom:0.00pt;z-index:1;" stroked="false">
-                <v:imagedata r:id="rId13" o:title=""/>
+              <v:shape id="_x0000_i1" o:spid="_x0000_s1" type="#_x0000_t75" style="width:499.98pt;height:58.09pt;mso-wrap-distance-left:0.00pt;mso-wrap-distance-top:0.00pt;mso-wrap-distance-right:0.00pt;mso-wrap-distance-bottom:0.00pt;z-index:1;" stroked="false">
+                <v:imagedata r:id="rId10" o:title=""/>
                 <o:lock v:ext="edit" rotation="t"/>
               </v:shape>
             </w:pict>
@@ -1455,17 +277,30 @@
           <w14:ligatures w14:val="none"/>
         </w:rPr>
       </w:r>
+    </w:p>
+    <w:p>
+      <w:pPr>
+        <w:pBdr/>
+        <w:spacing/>
+        <w:ind/>
+        <w:rPr>
+          <w:highlight w:val="none"/>
+          <w14:ligatures w14:val="none"/>
+        </w:rPr>
+      </w:pPr>
       <w:r>
         <w:rPr>
           <w:highlight w:val="none"/>
           <w14:ligatures w14:val="none"/>
         </w:rPr>
+        <w:t xml:space="preserve">There’s padding in the y axis. In tailwind, I would have done something like py-4</w:t>
       </w:r>
       <w:r>
         <w:rPr>
           <w:highlight w:val="none"/>
           <w14:ligatures w14:val="none"/>
         </w:rPr>
+        <w:t xml:space="preserve">. However, since we are using vanilla CSS, I added this section to the footer.</w:t>
       </w:r>
       <w:r>
         <w:rPr>
@@ -1479,47 +314,12 @@
         <w:pBdr/>
         <w:spacing/>
         <w:ind/>
-        <w:rPr>
-          <w:highlight w:val="none"/>
-          <w14:ligatures w14:val="none"/>
-        </w:rPr>
-      </w:pPr>
-      <w:r>
-        <w:rPr>
-          <w:highlight w:val="none"/>
-          <w14:ligatures w14:val="none"/>
-        </w:rPr>
-      </w:r>
-      <w:r>
-        <w:rPr>
-          <w:highlight w:val="none"/>
-          <w14:ligatures w14:val="none"/>
-        </w:rPr>
-      </w:r>
-      <w:r>
-        <w:rPr>
-          <w:highlight w:val="none"/>
-          <w14:ligatures w14:val="none"/>
-        </w:rPr>
-      </w:r>
-    </w:p>
-    <w:p>
-      <w:pPr>
-        <w:pBdr/>
-        <w:spacing/>
-        <w:ind/>
         <w:jc w:val="center"/>
         <w:rPr>
           <w:highlight w:val="none"/>
           <w14:ligatures w14:val="none"/>
         </w:rPr>
       </w:pPr>
-      <w:r>
-        <w:rPr>
-          <w:highlight w:val="none"/>
-          <w14:ligatures w14:val="none"/>
-        </w:rPr>
-      </w:r>
       <w:r>
         <w:rPr>
           <w:highlight w:val="none"/>
@@ -1531,9 +331,9 @@
           <mc:Choice Requires="wpg">
             <w:drawing>
               <wp:inline xmlns:wp="http://schemas.openxmlformats.org/drawingml/2006/wordprocessingDrawing" distT="0" distB="0" distL="0" distR="0">
-                <wp:extent cx="5693776" cy="4198762"/>
+                <wp:extent cx="2253982" cy="407546"/>
                 <wp:effectExtent l="0" t="0" r="0" b="0"/>
-                <wp:docPr id="6" name=""/>
+                <wp:docPr id="3" name=""/>
                 <wp:cNvGraphicFramePr>
                   <a:graphicFrameLocks xmlns:a="http://schemas.openxmlformats.org/drawingml/2006/main" noChangeAspect="1"/>
                 </wp:cNvGraphicFramePr>
@@ -1541,20 +341,20 @@
                   <a:graphicData uri="http://schemas.openxmlformats.org/drawingml/2006/picture">
                     <pic:pic xmlns:pic="http://schemas.openxmlformats.org/drawingml/2006/picture">
                       <pic:nvPicPr>
-                        <pic:cNvPr id="2112254288" name=""/>
+                        <pic:cNvPr id="1657216807" name=""/>
                         <pic:cNvPicPr>
                           <a:picLocks noChangeAspect="1"/>
                         </pic:cNvPicPr>
                         <pic:nvPr/>
                       </pic:nvPicPr>
                       <pic:blipFill rotWithShape="1">
-                        <a:blip r:embed="rId14"/>
+                        <a:blip r:embed="rId11"/>
                         <a:stretch/>
                       </pic:blipFill>
                       <pic:spPr bwMode="auto">
                         <a:xfrm flipH="0" flipV="0">
                           <a:off x="0" y="0"/>
-                          <a:ext cx="5693776" cy="4198762"/>
+                          <a:ext cx="2253981" cy="407546"/>
                         </a:xfrm>
                         <a:prstGeom prst="rect">
                           <a:avLst/>
@@ -1587,8 +387,8 @@
                 <v:path o:extrusionok="f" gradientshapeok="t" o:connecttype="rect"/>
                 <o:lock v:ext="edit" aspectratio="t"/>
               </v:shapetype>
-              <v:shape id="_x0000_i5" o:spid="_x0000_s5" type="#_x0000_t75" style="width:448.33pt;height:330.61pt;mso-wrap-distance-left:0.00pt;mso-wrap-distance-top:0.00pt;mso-wrap-distance-right:0.00pt;mso-wrap-distance-bottom:0.00pt;z-index:1;" stroked="false">
-                <v:imagedata r:id="rId14" o:title=""/>
+              <v:shape id="_x0000_i2" o:spid="_x0000_s2" type="#_x0000_t75" style="width:177.48pt;height:32.09pt;mso-wrap-distance-left:0.00pt;mso-wrap-distance-top:0.00pt;mso-wrap-distance-right:0.00pt;mso-wrap-distance-bottom:0.00pt;z-index:1;" stroked="false">
+                <v:imagedata r:id="rId11" o:title=""/>
                 <o:lock v:ext="edit" rotation="t"/>
               </v:shape>
             </w:pict>
@@ -1613,6 +413,47 @@
           <w14:ligatures w14:val="none"/>
         </w:rPr>
       </w:r>
+    </w:p>
+    <w:p>
+      <w:pPr>
+        <w:pBdr/>
+        <w:spacing/>
+        <w:ind/>
+        <w:rPr>
+          <w:highlight w:val="none"/>
+          <w14:ligatures w14:val="none"/>
+        </w:rPr>
+      </w:pPr>
+      <w:r>
+        <w:rPr>
+          <w:highlight w:val="none"/>
+          <w14:ligatures w14:val="none"/>
+        </w:rPr>
+      </w:r>
+      <w:r>
+        <w:rPr>
+          <w:highlight w:val="none"/>
+          <w14:ligatures w14:val="none"/>
+        </w:rPr>
+        <w:t xml:space="preserve">And now, it works exactly as intended.</w:t>
+      </w:r>
+      <w:r>
+        <w:rPr>
+          <w:highlight w:val="none"/>
+          <w14:ligatures w14:val="none"/>
+        </w:rPr>
+      </w:r>
+    </w:p>
+    <w:p>
+      <w:pPr>
+        <w:pBdr/>
+        <w:spacing/>
+        <w:ind/>
+        <w:rPr>
+          <w:highlight w:val="none"/>
+          <w14:ligatures w14:val="none"/>
+        </w:rPr>
+      </w:pPr>
       <w:r>
         <w:rPr>
           <w:highlight w:val="none"/>
@@ -1626,231 +467,13 @@
         </w:rPr>
       </w:r>
       <w:r>
-        <w:rPr>
-          <w:highlight w:val="none"/>
-          <w14:ligatures w14:val="none"/>
-        </w:rPr>
-      </w:r>
-    </w:p>
-    <w:p>
-      <w:pPr>
-        <w:pStyle w:val="830"/>
-        <w:pBdr/>
-        <w:spacing/>
-        <w:ind/>
-        <w:rPr>
-          <w:highlight w:val="none"/>
-          <w14:ligatures w14:val="none"/>
-        </w:rPr>
-      </w:pPr>
-      <w:r>
-        <w:rPr>
-          <w:highlight w:val="none"/>
-          <w14:ligatures w14:val="none"/>
-        </w:rPr>
-      </w:r>
-      <w:r>
-        <w:rPr>
-          <w:highlight w:val="none"/>
-          <w14:ligatures w14:val="none"/>
-        </w:rPr>
-      </w:r>
-      <w:r>
-        <w:rPr>
-          <w:highlight w:val="none"/>
-          <w14:ligatures w14:val="none"/>
-        </w:rPr>
-      </w:r>
-    </w:p>
-    <w:p>
-      <w:pPr>
-        <w:pStyle w:val="830"/>
-        <w:pBdr/>
-        <w:spacing/>
-        <w:ind/>
-        <w:rPr>
-          <w:highlight w:val="none"/>
-          <w14:ligatures w14:val="none"/>
-        </w:rPr>
-      </w:pPr>
-      <w:r>
-        <w:rPr>
-          <w:highlight w:val="none"/>
-          <w14:ligatures w14:val="none"/>
-        </w:rPr>
-      </w:r>
-      <w:r>
-        <w:rPr>
-          <w:highlight w:val="none"/>
-          <w14:ligatures w14:val="none"/>
-        </w:rPr>
-        <w:t xml:space="preserve">Step 3</w:t>
-      </w:r>
-      <w:r>
-        <w:rPr>
-          <w:highlight w:val="none"/>
-          <w14:ligatures w14:val="none"/>
-        </w:rPr>
-      </w:r>
-      <w:r>
-        <w:rPr>
-          <w:highlight w:val="none"/>
-          <w14:ligatures w14:val="none"/>
-        </w:rPr>
-      </w:r>
-    </w:p>
-    <w:p>
-      <w:pPr>
-        <w:pBdr/>
-        <w:spacing/>
-        <w:ind/>
-        <w:rPr>
-          <w:highlight w:val="none"/>
-          <w14:ligatures w14:val="none"/>
-        </w:rPr>
-      </w:pPr>
-      <w:r>
-        <w:rPr>
-          <w:highlight w:val="none"/>
-          <w14:ligatures w14:val="none"/>
-        </w:rPr>
-      </w:r>
-      <w:r>
-        <w:rPr>
-          <w:highlight w:val="none"/>
-          <w14:ligatures w14:val="none"/>
-        </w:rPr>
-        <w:t xml:space="preserve">I completed both the hosting approaches as instructed.</w:t>
-      </w:r>
-      <w:r>
-        <w:rPr>
-          <w:highlight w:val="none"/>
-          <w14:ligatures w14:val="none"/>
-        </w:rPr>
-      </w:r>
-      <w:r>
-        <w:rPr>
-          <w:highlight w:val="none"/>
-          <w14:ligatures w14:val="none"/>
-        </w:rPr>
-      </w:r>
-      <w:r>
-        <w:rPr>
-          <w:highlight w:val="none"/>
-          <w14:ligatures w14:val="none"/>
-        </w:rPr>
-      </w:r>
-      <w:r>
-        <w:rPr>
-          <w:highlight w:val="none"/>
-          <w14:ligatures w14:val="none"/>
-        </w:rPr>
-      </w:r>
-      <w:r>
-        <w:rPr>
-          <w:highlight w:val="none"/>
-          <w14:ligatures w14:val="none"/>
-        </w:rPr>
-      </w:r>
-    </w:p>
-    <w:p>
-      <w:pPr>
-        <w:pStyle w:val="831"/>
-        <w:pBdr/>
-        <w:spacing/>
-        <w:ind/>
-        <w:rPr>
-          <w:highlight w:val="none"/>
-          <w14:ligatures w14:val="none"/>
-        </w:rPr>
-      </w:pPr>
-      <w:r>
-        <w:rPr>
-          <w:highlight w:val="none"/>
-          <w14:ligatures w14:val="none"/>
-        </w:rPr>
-        <w:t xml:space="preserve">Publishing to the World</w:t>
-      </w:r>
-      <w:r>
-        <w:rPr>
-          <w:highlight w:val="none"/>
-          <w14:ligatures w14:val="none"/>
-        </w:rPr>
-      </w:r>
-      <w:r>
-        <w:rPr>
-          <w:highlight w:val="none"/>
-          <w14:ligatures w14:val="none"/>
-        </w:rPr>
-      </w:r>
-    </w:p>
-    <w:p>
-      <w:pPr>
-        <w:pBdr/>
-        <w:spacing/>
-        <w:ind/>
-        <w:rPr>
-          <w:highlight w:val="none"/>
-          <w14:ligatures w14:val="none"/>
-        </w:rPr>
-      </w:pPr>
-      <w:r>
-        <w:rPr>
-          <w:highlight w:val="none"/>
-          <w14:ligatures w14:val="none"/>
-        </w:rPr>
-      </w:r>
-      <w:r>
-        <w:rPr>
-          <w:highlight w:val="none"/>
-          <w14:ligatures w14:val="none"/>
-        </w:rPr>
-        <w:t xml:space="preserve">I already have the network share set up from SIT103 over the VPN on my windows computer. I copied the three files to this directory.</w:t>
-      </w:r>
-      <w:r>
-        <w:rPr>
-          <w:highlight w:val="none"/>
-          <w14:ligatures w14:val="none"/>
-        </w:rPr>
-      </w:r>
-    </w:p>
-    <w:p>
-      <w:pPr>
-        <w:pBdr/>
-        <w:spacing/>
-        <w:ind/>
-        <w:rPr>
-          <w:highlight w:val="none"/>
-          <w14:ligatures w14:val="none"/>
-        </w:rPr>
-      </w:pPr>
-      <w:r>
-        <w:rPr>
-          <w:highlight w:val="none"/>
-          <w14:ligatures w14:val="none"/>
-        </w:rPr>
-      </w:r>
-      <w:r>
-        <w:rPr>
-          <w:highlight w:val="none"/>
-          <w14:ligatures w14:val="none"/>
-        </w:rPr>
-      </w:r>
-      <w:r/>
-      <w:r>
-        <w:rPr>
-          <w:highlight w:val="none"/>
-          <w14:ligatures w14:val="none"/>
-        </w:rPr>
-      </w:r>
-      <w:r>
         <mc:AlternateContent>
           <mc:Choice Requires="wpg">
             <w:drawing>
               <wp:inline xmlns:wp="http://schemas.openxmlformats.org/drawingml/2006/wordprocessingDrawing" distT="0" distB="0" distL="0" distR="0">
-                <wp:extent cx="6858000" cy="2692679"/>
+                <wp:extent cx="6858000" cy="4251339"/>
                 <wp:effectExtent l="0" t="0" r="0" b="0"/>
-                <wp:docPr id="7" name=""/>
+                <wp:docPr id="4" name=""/>
                 <wp:cNvGraphicFramePr>
                   <a:graphicFrameLocks xmlns:a="http://schemas.openxmlformats.org/drawingml/2006/main" noChangeAspect="1"/>
                 </wp:cNvGraphicFramePr>
@@ -1858,20 +481,20 @@
                   <a:graphicData uri="http://schemas.openxmlformats.org/drawingml/2006/picture">
                     <pic:pic xmlns:pic="http://schemas.openxmlformats.org/drawingml/2006/picture">
                       <pic:nvPicPr>
-                        <pic:cNvPr id="850167066" name=""/>
+                        <pic:cNvPr id="287618189" name=""/>
                         <pic:cNvPicPr>
                           <a:picLocks noChangeAspect="1"/>
                         </pic:cNvPicPr>
                         <pic:nvPr/>
                       </pic:nvPicPr>
                       <pic:blipFill rotWithShape="1">
-                        <a:blip r:embed="rId15"/>
+                        <a:blip r:embed="rId12"/>
                         <a:stretch/>
                       </pic:blipFill>
                       <pic:spPr bwMode="auto">
                         <a:xfrm>
                           <a:off x="0" y="0"/>
-                          <a:ext cx="6858000" cy="2692678"/>
+                          <a:ext cx="6858000" cy="4251339"/>
                         </a:xfrm>
                         <a:prstGeom prst="rect">
                           <a:avLst/>
@@ -1904,8 +527,8 @@
                 <v:path o:extrusionok="f" gradientshapeok="t" o:connecttype="rect"/>
                 <o:lock v:ext="edit" aspectratio="t"/>
               </v:shapetype>
-              <v:shape id="_x0000_i6" o:spid="_x0000_s6" type="#_x0000_t75" style="width:540.00pt;height:212.02pt;mso-wrap-distance-left:0.00pt;mso-wrap-distance-top:0.00pt;mso-wrap-distance-right:0.00pt;mso-wrap-distance-bottom:0.00pt;z-index:1;" stroked="false">
-                <v:imagedata r:id="rId15" o:title=""/>
+              <v:shape id="_x0000_i3" o:spid="_x0000_s3" type="#_x0000_t75" style="width:540.00pt;height:334.75pt;mso-wrap-distance-left:0.00pt;mso-wrap-distance-top:0.00pt;mso-wrap-distance-right:0.00pt;mso-wrap-distance-bottom:0.00pt;z-index:1;" stroked="false">
+                <v:imagedata r:id="rId12" o:title=""/>
                 <o:lock v:ext="edit" rotation="t"/>
               </v:shape>
             </w:pict>
@@ -1916,1207 +539,6 @@
         <w:rPr>
           <w:highlight w:val="none"/>
           <w14:ligatures w14:val="none"/>
-        </w:rPr>
-      </w:r>
-      <w:r>
-        <w:rPr>
-          <w:highlight w:val="none"/>
-          <w14:ligatures w14:val="none"/>
-        </w:rPr>
-      </w:r>
-    </w:p>
-    <w:p>
-      <w:pPr>
-        <w:pBdr/>
-        <w:spacing/>
-        <w:ind/>
-        <w:rPr>
-          <w:highlight w:val="none"/>
-          <w14:ligatures w14:val="none"/>
-        </w:rPr>
-      </w:pPr>
-      <w:r>
-        <w:rPr>
-          <w:highlight w:val="none"/>
-          <w14:ligatures w14:val="none"/>
-        </w:rPr>
-        <w:t xml:space="preserve">This can be accessed here: </w:t>
-      </w:r>
-      <w:r>
-        <w:rPr>
-          <w:highlight w:val="none"/>
-          <w14:ligatures w14:val="none"/>
-        </w:rPr>
-      </w:r>
-      <w:r>
-        <w:rPr>
-          <w:highlight w:val="none"/>
-          <w14:ligatures w14:val="none"/>
-        </w:rPr>
-      </w:r>
-      <w:r>
-        <w:rPr>
-          <w:highlight w:val="none"/>
-          <w14:ligatures w14:val="none"/>
-        </w:rPr>
-      </w:r>
-      <w:r>
-        <w:rPr>
-          <w:highlight w:val="none"/>
-          <w14:ligatures w14:val="none"/>
-        </w:rPr>
-      </w:r>
-      <w:r>
-        <w:rPr>
-          <w:highlight w:val="none"/>
-          <w14:ligatures w14:val="none"/>
-        </w:rPr>
-      </w:r>
-      <w:r>
-        <w:rPr>
-          <w:highlight w:val="none"/>
-          <w14:ligatures w14:val="none"/>
-        </w:rPr>
-      </w:r>
-      <w:r>
-        <w:rPr>
-          <w:highlight w:val="none"/>
-          <w14:ligatures w14:val="none"/>
-        </w:rPr>
-      </w:r>
-      <w:r>
-        <w:rPr>
-          <w:highlight w:val="none"/>
-          <w14:ligatures w14:val="none"/>
-        </w:rPr>
-      </w:r>
-      <w:r>
-        <w:rPr>
-          <w:highlight w:val="none"/>
-          <w14:ligatures w14:val="none"/>
-        </w:rPr>
-      </w:r>
-      <w:hyperlink r:id="rId16" w:tooltip="http://personal-sites.deakin.edu.au/~s225555137/sit120/home.html" w:history="1">
-        <w:r>
-          <w:rPr>
-            <w:rStyle w:val="874"/>
-            <w:highlight w:val="none"/>
-            <w14:ligatures w14:val="none"/>
-          </w:rPr>
-          <w:t xml:space="preserve">http://personal-sites.deakin.edu.au/~s225555137/sit120/home.html</w:t>
-        </w:r>
-        <w:r>
-          <w:rPr>
-            <w:rStyle w:val="874"/>
-            <w:highlight w:val="none"/>
-            <w14:ligatures w14:val="none"/>
-          </w:rPr>
-        </w:r>
-      </w:hyperlink>
-      <w:r>
-        <w:rPr>
-          <w:highlight w:val="none"/>
-          <w14:ligatures w14:val="none"/>
-        </w:rPr>
-        <w:t xml:space="preserve"> </w:t>
-      </w:r>
-      <w:r>
-        <w:rPr>
-          <w:highlight w:val="none"/>
-          <w14:ligatures w14:val="none"/>
-        </w:rPr>
-        <w:t xml:space="preserve">as seen below.</w:t>
-      </w:r>
-      <w:r>
-        <w:rPr>
-          <w:highlight w:val="none"/>
-          <w14:ligatures w14:val="none"/>
-        </w:rPr>
-      </w:r>
-    </w:p>
-    <w:p>
-      <w:pPr>
-        <w:pBdr/>
-        <w:spacing/>
-        <w:ind/>
-        <w:rPr>
-          <w:highlight w:val="none"/>
-          <w14:ligatures w14:val="none"/>
-        </w:rPr>
-      </w:pPr>
-      <w:r>
-        <w:rPr>
-          <w:highlight w:val="none"/>
-          <w14:ligatures w14:val="none"/>
-        </w:rPr>
-      </w:r>
-      <w:r>
-        <w:rPr>
-          <w:highlight w:val="none"/>
-          <w14:ligatures w14:val="none"/>
-        </w:rPr>
-      </w:r>
-      <w:r>
-        <mc:AlternateContent>
-          <mc:Choice Requires="wpg">
-            <w:drawing>
-              <wp:inline xmlns:wp="http://schemas.openxmlformats.org/drawingml/2006/wordprocessingDrawing" distT="0" distB="0" distL="0" distR="0">
-                <wp:extent cx="6858000" cy="3674993"/>
-                <wp:effectExtent l="0" t="0" r="0" b="0"/>
-                <wp:docPr id="8" name=""/>
-                <wp:cNvGraphicFramePr>
-                  <a:graphicFrameLocks xmlns:a="http://schemas.openxmlformats.org/drawingml/2006/main" noChangeAspect="1"/>
-                </wp:cNvGraphicFramePr>
-                <a:graphic xmlns:a="http://schemas.openxmlformats.org/drawingml/2006/main">
-                  <a:graphicData uri="http://schemas.openxmlformats.org/drawingml/2006/picture">
-                    <pic:pic xmlns:pic="http://schemas.openxmlformats.org/drawingml/2006/picture">
-                      <pic:nvPicPr>
-                        <pic:cNvPr id="898991720" name=""/>
-                        <pic:cNvPicPr>
-                          <a:picLocks noChangeAspect="1"/>
-                        </pic:cNvPicPr>
-                        <pic:nvPr/>
-                      </pic:nvPicPr>
-                      <pic:blipFill rotWithShape="1">
-                        <a:blip r:embed="rId17"/>
-                        <a:stretch/>
-                      </pic:blipFill>
-                      <pic:spPr bwMode="auto">
-                        <a:xfrm>
-                          <a:off x="0" y="0"/>
-                          <a:ext cx="6858000" cy="3674993"/>
-                        </a:xfrm>
-                        <a:prstGeom prst="rect">
-                          <a:avLst/>
-                        </a:prstGeom>
-                      </pic:spPr>
-                    </pic:pic>
-                  </a:graphicData>
-                </a:graphic>
-              </wp:inline>
-            </w:drawing>
-          </mc:Choice>
-          <mc:Fallback>
-            <w:pict>
-              <v:shapetype id="_x0000_t75" coordsize="21600,21600" o:spt="75" o:preferrelative="t" path="m@4@5l@4@11@9@11@9@5xe" filled="f" stroked="f">
-                <v:stroke joinstyle="miter"/>
-                <v:formulas>
-                  <v:f eqn="if lineDrawn pixelLineWidth 0"/>
-                  <v:f eqn="sum @0 1 0"/>
-                  <v:f eqn="sum 0 0 @1"/>
-                  <v:f eqn="prod @2 1 2"/>
-                  <v:f eqn="prod @3 21600 pixelWidth"/>
-                  <v:f eqn="prod @3 21600 pixelHeight"/>
-                  <v:f eqn="sum @0 0 1"/>
-                  <v:f eqn="prod @6 1 2"/>
-                  <v:f eqn="prod @7 21600 pixelWidth"/>
-                  <v:f eqn="sum @8 21600 0"/>
-                  <v:f eqn="prod @7 21600 pixelHeight"/>
-                  <v:f eqn="sum @10 21600 0"/>
-                </v:formulas>
-                <v:path o:extrusionok="f" gradientshapeok="t" o:connecttype="rect"/>
-                <o:lock v:ext="edit" aspectratio="t"/>
-              </v:shapetype>
-              <v:shape id="_x0000_i7" o:spid="_x0000_s7" type="#_x0000_t75" style="width:540.00pt;height:289.37pt;mso-wrap-distance-left:0.00pt;mso-wrap-distance-top:0.00pt;mso-wrap-distance-right:0.00pt;mso-wrap-distance-bottom:0.00pt;z-index:1;" stroked="false">
-                <v:imagedata r:id="rId17" o:title=""/>
-                <o:lock v:ext="edit" rotation="t"/>
-              </v:shape>
-            </w:pict>
-          </mc:Fallback>
-        </mc:AlternateContent>
-      </w:r>
-      <w:r>
-        <w:rPr>
-          <w:highlight w:val="none"/>
-          <w14:ligatures w14:val="none"/>
-        </w:rPr>
-      </w:r>
-      <w:r>
-        <w:rPr>
-          <w:highlight w:val="none"/>
-          <w14:ligatures w14:val="none"/>
-        </w:rPr>
-      </w:r>
-    </w:p>
-    <w:p>
-      <w:pPr>
-        <w:pBdr/>
-        <w:spacing/>
-        <w:ind/>
-        <w:rPr>
-          <w:highlight w:val="none"/>
-          <w14:ligatures w14:val="none"/>
-        </w:rPr>
-      </w:pPr>
-      <w:r>
-        <w:rPr>
-          <w:highlight w:val="none"/>
-          <w14:ligatures w14:val="none"/>
-        </w:rPr>
-      </w:r>
-      <w:r>
-        <w:rPr>
-          <w:highlight w:val="none"/>
-          <w14:ligatures w14:val="none"/>
-        </w:rPr>
-      </w:r>
-      <w:r>
-        <w:rPr>
-          <w:highlight w:val="none"/>
-          <w14:ligatures w14:val="none"/>
-        </w:rPr>
-      </w:r>
-    </w:p>
-    <w:p>
-      <w:pPr>
-        <w:pStyle w:val="831"/>
-        <w:pBdr/>
-        <w:spacing/>
-        <w:ind/>
-        <w:rPr>
-          <w:highlight w:val="none"/>
-          <w14:ligatures w14:val="none"/>
-        </w:rPr>
-      </w:pPr>
-      <w:r>
-        <w:rPr>
-          <w:highlight w:val="none"/>
-          <w14:ligatures w14:val="none"/>
-        </w:rPr>
-        <w:t xml:space="preserve">Publishing Locally</w:t>
-      </w:r>
-      <w:r>
-        <w:rPr>
-          <w:highlight w:val="none"/>
-          <w14:ligatures w14:val="none"/>
-        </w:rPr>
-      </w:r>
-      <w:r>
-        <w:rPr>
-          <w:highlight w:val="none"/>
-          <w14:ligatures w14:val="none"/>
-        </w:rPr>
-      </w:r>
-    </w:p>
-    <w:p>
-      <w:pPr>
-        <w:pBdr/>
-        <w:spacing/>
-        <w:ind/>
-        <w:jc w:val="left"/>
-        <w:rPr>
-          <w:highlight w:val="none"/>
-          <w14:ligatures w14:val="none"/>
-        </w:rPr>
-      </w:pPr>
-      <w:r>
-        <w:rPr>
-          <w:highlight w:val="none"/>
-        </w:rPr>
-        <w:t xml:space="preserve">I set everything up as instructed, and installed the dependencies with `npm ci` because I already have a package-lock.json file and I don’t want to start all over again with dependency resolution and all other processes.</w:t>
-      </w:r>
-      <w:r>
-        <w:rPr>
-          <w:highlight w:val="none"/>
-        </w:rPr>
-      </w:r>
-      <w:r>
-        <w:rPr>
-          <w:highlight w:val="none"/>
-        </w:rPr>
-      </w:r>
-    </w:p>
-    <w:p>
-      <w:pPr>
-        <w:pBdr/>
-        <w:spacing/>
-        <w:ind/>
-        <w:jc w:val="center"/>
-        <w:rPr>
-          <w:highlight w:val="none"/>
-          <w14:ligatures w14:val="none"/>
-        </w:rPr>
-      </w:pPr>
-      <w:r>
-        <w:rPr>
-          <w:highlight w:val="none"/>
-          <w14:ligatures w14:val="none"/>
-        </w:rPr>
-      </w:r>
-      <w:r>
-        <w:rPr>
-          <w:highlight w:val="none"/>
-          <w14:ligatures w14:val="none"/>
-        </w:rPr>
-      </w:r>
-      <w:r/>
-      <w:r>
-        <mc:AlternateContent>
-          <mc:Choice Requires="wpg">
-            <w:drawing>
-              <wp:inline xmlns:wp="http://schemas.openxmlformats.org/drawingml/2006/wordprocessingDrawing" distT="0" distB="0" distL="0" distR="0">
-                <wp:extent cx="5134950" cy="2686707"/>
-                <wp:effectExtent l="0" t="0" r="0" b="0"/>
-                <wp:docPr id="9" name=""/>
-                <wp:cNvGraphicFramePr>
-                  <a:graphicFrameLocks xmlns:a="http://schemas.openxmlformats.org/drawingml/2006/main" noChangeAspect="1"/>
-                </wp:cNvGraphicFramePr>
-                <a:graphic xmlns:a="http://schemas.openxmlformats.org/drawingml/2006/main">
-                  <a:graphicData uri="http://schemas.openxmlformats.org/drawingml/2006/picture">
-                    <pic:pic xmlns:pic="http://schemas.openxmlformats.org/drawingml/2006/picture">
-                      <pic:nvPicPr>
-                        <pic:cNvPr id="508675142" name=""/>
-                        <pic:cNvPicPr>
-                          <a:picLocks noChangeAspect="1"/>
-                        </pic:cNvPicPr>
-                        <pic:nvPr/>
-                      </pic:nvPicPr>
-                      <pic:blipFill rotWithShape="1">
-                        <a:blip r:embed="rId18"/>
-                        <a:stretch/>
-                      </pic:blipFill>
-                      <pic:spPr bwMode="auto">
-                        <a:xfrm flipH="0" flipV="0">
-                          <a:off x="0" y="0"/>
-                          <a:ext cx="5134950" cy="2686707"/>
-                        </a:xfrm>
-                        <a:prstGeom prst="rect">
-                          <a:avLst/>
-                        </a:prstGeom>
-                      </pic:spPr>
-                    </pic:pic>
-                  </a:graphicData>
-                </a:graphic>
-              </wp:inline>
-            </w:drawing>
-          </mc:Choice>
-          <mc:Fallback>
-            <w:pict>
-              <v:shapetype id="_x0000_t75" coordsize="21600,21600" o:spt="75" o:preferrelative="t" path="m@4@5l@4@11@9@11@9@5xe" filled="f" stroked="f">
-                <v:stroke joinstyle="miter"/>
-                <v:formulas>
-                  <v:f eqn="if lineDrawn pixelLineWidth 0"/>
-                  <v:f eqn="sum @0 1 0"/>
-                  <v:f eqn="sum 0 0 @1"/>
-                  <v:f eqn="prod @2 1 2"/>
-                  <v:f eqn="prod @3 21600 pixelWidth"/>
-                  <v:f eqn="prod @3 21600 pixelHeight"/>
-                  <v:f eqn="sum @0 0 1"/>
-                  <v:f eqn="prod @6 1 2"/>
-                  <v:f eqn="prod @7 21600 pixelWidth"/>
-                  <v:f eqn="sum @8 21600 0"/>
-                  <v:f eqn="prod @7 21600 pixelHeight"/>
-                  <v:f eqn="sum @10 21600 0"/>
-                </v:formulas>
-                <v:path o:extrusionok="f" gradientshapeok="t" o:connecttype="rect"/>
-                <o:lock v:ext="edit" aspectratio="t"/>
-              </v:shapetype>
-              <v:shape id="_x0000_i8" o:spid="_x0000_s8" type="#_x0000_t75" style="width:404.33pt;height:211.55pt;mso-wrap-distance-left:0.00pt;mso-wrap-distance-top:0.00pt;mso-wrap-distance-right:0.00pt;mso-wrap-distance-bottom:0.00pt;z-index:1;" stroked="false">
-                <v:imagedata r:id="rId18" o:title=""/>
-                <o:lock v:ext="edit" rotation="t"/>
-              </v:shape>
-            </w:pict>
-          </mc:Fallback>
-        </mc:AlternateContent>
-      </w:r>
-      <w:r/>
-      <w:r>
-        <w:rPr>
-          <w:highlight w:val="none"/>
-          <w14:ligatures w14:val="none"/>
-        </w:rPr>
-      </w:r>
-      <w:r>
-        <w:rPr>
-          <w:highlight w:val="none"/>
-          <w14:ligatures w14:val="none"/>
-        </w:rPr>
-      </w:r>
-    </w:p>
-    <w:p>
-      <w:pPr>
-        <w:pBdr/>
-        <w:spacing/>
-        <w:ind/>
-        <w:rPr>
-          <w:highlight w:val="none"/>
-          <w14:ligatures w14:val="none"/>
-        </w:rPr>
-      </w:pPr>
-      <w:r>
-        <w:rPr>
-          <w:highlight w:val="none"/>
-          <w14:ligatures w14:val="none"/>
-        </w:rPr>
-      </w:r>
-      <w:r>
-        <w:rPr>
-          <w:highlight w:val="none"/>
-          <w14:ligatures w14:val="none"/>
-        </w:rPr>
-      </w:r>
-      <w:r>
-        <w:rPr>
-          <w:highlight w:val="none"/>
-          <w14:ligatures w14:val="none"/>
-        </w:rPr>
-      </w:r>
-    </w:p>
-    <w:p>
-      <w:pPr>
-        <w:pBdr/>
-        <w:spacing/>
-        <w:ind/>
-        <w:rPr>
-          <w:highlight w:val="none"/>
-          <w14:ligatures w14:val="none"/>
-        </w:rPr>
-      </w:pPr>
-      <w:r>
-        <w:rPr>
-          <w:highlight w:val="none"/>
-          <w14:ligatures w14:val="none"/>
-        </w:rPr>
-      </w:r>
-      <w:r>
-        <w:rPr>
-          <w:highlight w:val="none"/>
-          <w14:ligatures w14:val="none"/>
-        </w:rPr>
-      </w:r>
-      <w:r>
-        <w:rPr>
-          <w:highlight w:val="none"/>
-          <w14:ligatures w14:val="none"/>
-        </w:rPr>
-      </w:r>
-    </w:p>
-    <w:p>
-      <w:pPr>
-        <w:pBdr/>
-        <w:spacing/>
-        <w:ind/>
-        <w:jc w:val="center"/>
-        <w:rPr>
-          <w:highlight w:val="none"/>
-          <w14:ligatures w14:val="none"/>
-        </w:rPr>
-      </w:pPr>
-      <w:r>
-        <w:rPr>
-          <w:highlight w:val="none"/>
-          <w14:ligatures w14:val="none"/>
-        </w:rPr>
-      </w:r>
-      <w:r>
-        <w:rPr>
-          <w:highlight w:val="none"/>
-          <w14:ligatures w14:val="none"/>
-        </w:rPr>
-        <w:t xml:space="preserve">Next Page —&gt;</w:t>
-      </w:r>
-      <w:r>
-        <w:rPr>
-          <w:highlight w:val="none"/>
-          <w14:ligatures w14:val="none"/>
-        </w:rPr>
-      </w:r>
-    </w:p>
-    <w:p>
-      <w:pPr>
-        <w:pBdr/>
-        <w:spacing/>
-        <w:ind/>
-        <w:rPr>
-          <w:highlight w:val="none"/>
-          <w14:ligatures w14:val="none"/>
-        </w:rPr>
-      </w:pPr>
-      <w:r>
-        <w:rPr>
-          <w:highlight w:val="none"/>
-        </w:rPr>
-        <w:t xml:space="preserve">The screenshot below shows the website functioning as expected.</w:t>
-      </w:r>
-      <w:r>
-        <w:rPr>
-          <w:highlight w:val="none"/>
-        </w:rPr>
-      </w:r>
-      <w:r>
-        <w:rPr>
-          <w:highlight w:val="none"/>
-        </w:rPr>
-      </w:r>
-    </w:p>
-    <w:p>
-      <w:pPr>
-        <w:pBdr/>
-        <w:spacing/>
-        <w:ind/>
-        <w:rPr>
-          <w:highlight w:val="none"/>
-          <w14:ligatures w14:val="none"/>
-        </w:rPr>
-      </w:pPr>
-      <w:r>
-        <w:rPr>
-          <w:highlight w:val="none"/>
-          <w14:ligatures w14:val="none"/>
-        </w:rPr>
-      </w:r>
-      <w:r>
-        <w:rPr>
-          <w:highlight w:val="none"/>
-          <w14:ligatures w14:val="none"/>
-        </w:rPr>
-      </w:r>
-      <w:r>
-        <mc:AlternateContent>
-          <mc:Choice Requires="wpg">
-            <w:drawing>
-              <wp:inline xmlns:wp="http://schemas.openxmlformats.org/drawingml/2006/wordprocessingDrawing" distT="0" distB="0" distL="0" distR="0">
-                <wp:extent cx="6858000" cy="3268639"/>
-                <wp:effectExtent l="0" t="0" r="0" b="0"/>
-                <wp:docPr id="10" name=""/>
-                <wp:cNvGraphicFramePr>
-                  <a:graphicFrameLocks xmlns:a="http://schemas.openxmlformats.org/drawingml/2006/main" noChangeAspect="1"/>
-                </wp:cNvGraphicFramePr>
-                <a:graphic xmlns:a="http://schemas.openxmlformats.org/drawingml/2006/main">
-                  <a:graphicData uri="http://schemas.openxmlformats.org/drawingml/2006/picture">
-                    <pic:pic xmlns:pic="http://schemas.openxmlformats.org/drawingml/2006/picture">
-                      <pic:nvPicPr>
-                        <pic:cNvPr id="1669272842" name=""/>
-                        <pic:cNvPicPr>
-                          <a:picLocks noChangeAspect="1"/>
-                        </pic:cNvPicPr>
-                        <pic:nvPr/>
-                      </pic:nvPicPr>
-                      <pic:blipFill rotWithShape="1">
-                        <a:blip r:embed="rId19"/>
-                        <a:stretch/>
-                      </pic:blipFill>
-                      <pic:spPr bwMode="auto">
-                        <a:xfrm>
-                          <a:off x="0" y="0"/>
-                          <a:ext cx="6858000" cy="3268638"/>
-                        </a:xfrm>
-                        <a:prstGeom prst="rect">
-                          <a:avLst/>
-                        </a:prstGeom>
-                      </pic:spPr>
-                    </pic:pic>
-                  </a:graphicData>
-                </a:graphic>
-              </wp:inline>
-            </w:drawing>
-          </mc:Choice>
-          <mc:Fallback>
-            <w:pict>
-              <v:shapetype id="_x0000_t75" coordsize="21600,21600" o:spt="75" o:preferrelative="t" path="m@4@5l@4@11@9@11@9@5xe" filled="f" stroked="f">
-                <v:stroke joinstyle="miter"/>
-                <v:formulas>
-                  <v:f eqn="if lineDrawn pixelLineWidth 0"/>
-                  <v:f eqn="sum @0 1 0"/>
-                  <v:f eqn="sum 0 0 @1"/>
-                  <v:f eqn="prod @2 1 2"/>
-                  <v:f eqn="prod @3 21600 pixelWidth"/>
-                  <v:f eqn="prod @3 21600 pixelHeight"/>
-                  <v:f eqn="sum @0 0 1"/>
-                  <v:f eqn="prod @6 1 2"/>
-                  <v:f eqn="prod @7 21600 pixelWidth"/>
-                  <v:f eqn="sum @8 21600 0"/>
-                  <v:f eqn="prod @7 21600 pixelHeight"/>
-                  <v:f eqn="sum @10 21600 0"/>
-                </v:formulas>
-                <v:path o:extrusionok="f" gradientshapeok="t" o:connecttype="rect"/>
-                <o:lock v:ext="edit" aspectratio="t"/>
-              </v:shapetype>
-              <v:shape id="_x0000_i9" o:spid="_x0000_s9" type="#_x0000_t75" style="width:540.00pt;height:257.37pt;mso-wrap-distance-left:0.00pt;mso-wrap-distance-top:0.00pt;mso-wrap-distance-right:0.00pt;mso-wrap-distance-bottom:0.00pt;z-index:1;" stroked="false">
-                <v:imagedata r:id="rId19" o:title=""/>
-                <o:lock v:ext="edit" rotation="t"/>
-              </v:shape>
-            </w:pict>
-          </mc:Fallback>
-        </mc:AlternateContent>
-      </w:r>
-      <w:r>
-        <w:rPr>
-          <w:highlight w:val="none"/>
-          <w14:ligatures w14:val="none"/>
-        </w:rPr>
-      </w:r>
-      <w:r>
-        <w:rPr>
-          <w:highlight w:val="none"/>
-          <w14:ligatures w14:val="none"/>
-        </w:rPr>
-      </w:r>
-      <w:r>
-        <w:rPr>
-          <w:highlight w:val="none"/>
-          <w14:ligatures w14:val="none"/>
-        </w:rPr>
-      </w:r>
-      <w:r>
-        <w:rPr>
-          <w:highlight w:val="none"/>
-          <w14:ligatures w14:val="none"/>
-        </w:rPr>
-      </w:r>
-      <w:r>
-        <w:rPr>
-          <w:highlight w:val="none"/>
-          <w14:ligatures w14:val="none"/>
-        </w:rPr>
-      </w:r>
-      <w:r>
-        <w:rPr>
-          <w:highlight w:val="none"/>
-          <w14:ligatures w14:val="none"/>
-        </w:rPr>
-      </w:r>
-    </w:p>
-    <w:p>
-      <w:pPr>
-        <w:pBdr/>
-        <w:spacing/>
-        <w:ind/>
-        <w:rPr>
-          <w:highlight w:val="none"/>
-          <w14:ligatures w14:val="none"/>
-        </w:rPr>
-      </w:pPr>
-      <w:r>
-        <w:rPr>
-          <w:highlight w:val="none"/>
-          <w14:ligatures w14:val="none"/>
-        </w:rPr>
-        <w:t xml:space="preserve">This short demonstration video: </w:t>
-      </w:r>
-      <w:r>
-        <w:rPr>
-          <w:highlight w:val="none"/>
-          <w14:ligatures w14:val="none"/>
-        </w:rPr>
-      </w:r>
-      <w:hyperlink r:id="rId20" w:tooltip="https://youtu.be/IshwPRml7lY" w:history="1">
-        <w:r>
-          <w:rPr>
-            <w:rStyle w:val="874"/>
-            <w:highlight w:val="none"/>
-            <w14:ligatures w14:val="none"/>
-          </w:rPr>
-          <w:t xml:space="preserve">https://youtu.be/IshwPRml7lY</w:t>
-        </w:r>
-        <w:r>
-          <w:rPr>
-            <w:rStyle w:val="874"/>
-            <w:highlight w:val="none"/>
-            <w14:ligatures w14:val="none"/>
-          </w:rPr>
-        </w:r>
-      </w:hyperlink>
-      <w:r>
-        <w:rPr>
-          <w:highlight w:val="none"/>
-          <w14:ligatures w14:val="none"/>
-        </w:rPr>
-        <w:t xml:space="preserve"> (1m 15s)</w:t>
-      </w:r>
-      <w:r>
-        <w:rPr>
-          <w:highlight w:val="none"/>
-          <w14:ligatures w14:val="none"/>
-        </w:rPr>
-      </w:r>
-      <w:r>
-        <w:rPr>
-          <w:highlight w:val="none"/>
-          <w14:ligatures w14:val="none"/>
-        </w:rPr>
-      </w:r>
-      <w:r>
-        <w:rPr>
-          <w:highlight w:val="none"/>
-          <w14:ligatures w14:val="none"/>
-        </w:rPr>
-      </w:r>
-      <w:r>
-        <w:rPr>
-          <w:highlight w:val="none"/>
-          <w14:ligatures w14:val="none"/>
-        </w:rPr>
-        <w:t xml:space="preserve"> </w:t>
-      </w:r>
-      <w:r>
-        <w:rPr>
-          <w:highlight w:val="none"/>
-          <w14:ligatures w14:val="none"/>
-        </w:rPr>
-        <w:t xml:space="preserve">shows both of them being hosted and accessed by myself and proof that the page navigation functions flawlessly, along with additional explanations.</w:t>
-      </w:r>
-      <w:r>
-        <w:rPr>
-          <w:highlight w:val="none"/>
-          <w14:ligatures w14:val="none"/>
-        </w:rPr>
-      </w:r>
-    </w:p>
-    <w:p>
-      <w:pPr>
-        <w:pBdr/>
-        <w:spacing/>
-        <w:ind/>
-        <w:rPr>
-          <w:highlight w:val="none"/>
-          <w14:ligatures w14:val="none"/>
-        </w:rPr>
-      </w:pPr>
-      <w:r>
-        <w:rPr>
-          <w:highlight w:val="none"/>
-          <w14:ligatures w14:val="none"/>
-        </w:rPr>
-      </w:r>
-      <w:r>
-        <mc:AlternateContent>
-          <mc:Choice Requires="wpg">
-            <w:drawing>
-              <wp:anchor xmlns:wp="http://schemas.openxmlformats.org/drawingml/2006/wordprocessingDrawing" xmlns:wp14="http://schemas.microsoft.com/office/word/2010/wordprocessingDrawing" distT="0" distB="0" distL="115200" distR="115200" simplePos="0" relativeHeight="33792" behindDoc="1" locked="0" layoutInCell="1" allowOverlap="1">
-                <wp:simplePos x="0" y="0"/>
-                <wp:positionH relativeFrom="column">
-                  <wp:posOffset>3314700</wp:posOffset>
-                </wp:positionH>
-                <wp:positionV relativeFrom="paragraph">
-                  <wp:posOffset>0</wp:posOffset>
-                </wp:positionV>
-                <wp:extent cx="3152775" cy="1000125"/>
-                <wp:effectExtent l="0" t="0" r="0" b="0"/>
-                <wp:wrapNone/>
-                <wp:docPr id="11" name=""/>
-                <wp:cNvGraphicFramePr>
-                  <a:graphicFrameLocks xmlns:a="http://schemas.openxmlformats.org/drawingml/2006/main" noChangeAspect="1"/>
-                </wp:cNvGraphicFramePr>
-                <a:graphic xmlns:a="http://schemas.openxmlformats.org/drawingml/2006/main">
-                  <a:graphicData uri="http://schemas.openxmlformats.org/drawingml/2006/picture">
-                    <pic:pic xmlns:pic="http://schemas.openxmlformats.org/drawingml/2006/picture">
-                      <pic:nvPicPr>
-                        <pic:cNvPr id="352408889" name=""/>
-                        <pic:cNvPicPr>
-                          <a:picLocks noChangeAspect="1"/>
-                        </pic:cNvPicPr>
-                        <pic:nvPr/>
-                      </pic:nvPicPr>
-                      <pic:blipFill rotWithShape="1">
-                        <a:blip r:embed="rId21"/>
-                        <a:stretch/>
-                      </pic:blipFill>
-                      <pic:spPr bwMode="auto">
-                        <a:xfrm>
-                          <a:off x="0" y="0"/>
-                          <a:ext cx="3152774" cy="1000125"/>
-                        </a:xfrm>
-                        <a:prstGeom prst="rect">
-                          <a:avLst/>
-                        </a:prstGeom>
-                      </pic:spPr>
-                    </pic:pic>
-                  </a:graphicData>
-                </a:graphic>
-              </wp:anchor>
-            </w:drawing>
-          </mc:Choice>
-          <mc:Fallback>
-            <w:pict>
-              <v:shapetype id="_x0000_t75" coordsize="21600,21600" o:spt="75" o:preferrelative="t" path="m@4@5l@4@11@9@11@9@5xe" filled="f" stroked="f">
-                <v:stroke joinstyle="miter"/>
-                <v:formulas>
-                  <v:f eqn="if lineDrawn pixelLineWidth 0"/>
-                  <v:f eqn="sum @0 1 0"/>
-                  <v:f eqn="sum 0 0 @1"/>
-                  <v:f eqn="prod @2 1 2"/>
-                  <v:f eqn="prod @3 21600 pixelWidth"/>
-                  <v:f eqn="prod @3 21600 pixelHeight"/>
-                  <v:f eqn="sum @0 0 1"/>
-                  <v:f eqn="prod @6 1 2"/>
-                  <v:f eqn="prod @7 21600 pixelWidth"/>
-                  <v:f eqn="sum @8 21600 0"/>
-                  <v:f eqn="prod @7 21600 pixelHeight"/>
-                  <v:f eqn="sum @10 21600 0"/>
-                </v:formulas>
-                <v:path o:extrusionok="f" gradientshapeok="t" o:connecttype="rect"/>
-                <o:lock v:ext="edit" aspectratio="t"/>
-              </v:shapetype>
-              <v:shape id="_x0000_i10" o:spid="_x0000_s10" type="#_x0000_t75" style="position:absolute;z-index:-33792;o:allowoverlap:true;o:allowincell:true;mso-position-horizontal-relative:text;margin-left:261.00pt;mso-position-horizontal:absolute;mso-position-vertical-relative:text;margin-top:0.00pt;mso-position-vertical:absolute;width:248.25pt;height:78.75pt;mso-wrap-distance-left:9.07pt;mso-wrap-distance-top:0.00pt;mso-wrap-distance-right:9.07pt;mso-wrap-distance-bottom:0.00pt;z-index:1;" stroked="false">
-                <v:imagedata r:id="rId21" o:title=""/>
-                <o:lock v:ext="edit" rotation="t"/>
-              </v:shape>
-            </w:pict>
-          </mc:Fallback>
-        </mc:AlternateContent>
-      </w:r>
-      <w:r>
-        <w:rPr>
-          <w:highlight w:val="none"/>
-          <w14:ligatures w14:val="none"/>
-        </w:rPr>
-      </w:r>
-      <w:r>
-        <w:rPr>
-          <w:highlight w:val="none"/>
-          <w14:ligatures w14:val="none"/>
-        </w:rPr>
-      </w:r>
-      <w:r>
-        <mc:AlternateContent>
-          <mc:Choice Requires="wpg">
-            <w:drawing>
-              <wp:anchor xmlns:wp="http://schemas.openxmlformats.org/drawingml/2006/wordprocessingDrawing" xmlns:wp14="http://schemas.microsoft.com/office/word/2010/wordprocessingDrawing" distT="0" distB="0" distL="115200" distR="115200" simplePos="0" relativeHeight="32768" behindDoc="1" locked="0" layoutInCell="1" allowOverlap="1">
-                <wp:simplePos x="0" y="0"/>
-                <wp:positionH relativeFrom="column">
-                  <wp:posOffset>342900</wp:posOffset>
-                </wp:positionH>
-                <wp:positionV relativeFrom="paragraph">
-                  <wp:posOffset>0</wp:posOffset>
-                </wp:positionV>
-                <wp:extent cx="2771775" cy="1028700"/>
-                <wp:effectExtent l="0" t="0" r="0" b="0"/>
-                <wp:wrapNone/>
-                <wp:docPr id="12" name=""/>
-                <wp:cNvGraphicFramePr>
-                  <a:graphicFrameLocks xmlns:a="http://schemas.openxmlformats.org/drawingml/2006/main" noChangeAspect="1"/>
-                </wp:cNvGraphicFramePr>
-                <a:graphic xmlns:a="http://schemas.openxmlformats.org/drawingml/2006/main">
-                  <a:graphicData uri="http://schemas.openxmlformats.org/drawingml/2006/picture">
-                    <pic:pic xmlns:pic="http://schemas.openxmlformats.org/drawingml/2006/picture">
-                      <pic:nvPicPr>
-                        <pic:cNvPr id="1529365062" name=""/>
-                        <pic:cNvPicPr>
-                          <a:picLocks noChangeAspect="1"/>
-                        </pic:cNvPicPr>
-                        <pic:nvPr/>
-                      </pic:nvPicPr>
-                      <pic:blipFill rotWithShape="1">
-                        <a:blip r:embed="rId22"/>
-                        <a:stretch/>
-                      </pic:blipFill>
-                      <pic:spPr bwMode="auto">
-                        <a:xfrm>
-                          <a:off x="0" y="0"/>
-                          <a:ext cx="2771775" cy="1028700"/>
-                        </a:xfrm>
-                        <a:prstGeom prst="rect">
-                          <a:avLst/>
-                        </a:prstGeom>
-                      </pic:spPr>
-                    </pic:pic>
-                  </a:graphicData>
-                </a:graphic>
-              </wp:anchor>
-            </w:drawing>
-          </mc:Choice>
-          <mc:Fallback>
-            <w:pict>
-              <v:shapetype id="_x0000_t75" coordsize="21600,21600" o:spt="75" o:preferrelative="t" path="m@4@5l@4@11@9@11@9@5xe" filled="f" stroked="f">
-                <v:stroke joinstyle="miter"/>
-                <v:formulas>
-                  <v:f eqn="if lineDrawn pixelLineWidth 0"/>
-                  <v:f eqn="sum @0 1 0"/>
-                  <v:f eqn="sum 0 0 @1"/>
-                  <v:f eqn="prod @2 1 2"/>
-                  <v:f eqn="prod @3 21600 pixelWidth"/>
-                  <v:f eqn="prod @3 21600 pixelHeight"/>
-                  <v:f eqn="sum @0 0 1"/>
-                  <v:f eqn="prod @6 1 2"/>
-                  <v:f eqn="prod @7 21600 pixelWidth"/>
-                  <v:f eqn="sum @8 21600 0"/>
-                  <v:f eqn="prod @7 21600 pixelHeight"/>
-                  <v:f eqn="sum @10 21600 0"/>
-                </v:formulas>
-                <v:path o:extrusionok="f" gradientshapeok="t" o:connecttype="rect"/>
-                <o:lock v:ext="edit" aspectratio="t"/>
-              </v:shapetype>
-              <v:shape id="_x0000_i11" o:spid="_x0000_s11" type="#_x0000_t75" style="position:absolute;z-index:-32768;o:allowoverlap:true;o:allowincell:true;mso-position-horizontal-relative:text;margin-left:27.00pt;mso-position-horizontal:absolute;mso-position-vertical-relative:text;margin-top:0.00pt;mso-position-vertical:absolute;width:218.25pt;height:81.00pt;mso-wrap-distance-left:9.07pt;mso-wrap-distance-top:0.00pt;mso-wrap-distance-right:9.07pt;mso-wrap-distance-bottom:0.00pt;z-index:1;" stroked="false">
-                <v:imagedata r:id="rId22" o:title=""/>
-                <o:lock v:ext="edit" rotation="t"/>
-              </v:shape>
-            </w:pict>
-          </mc:Fallback>
-        </mc:AlternateContent>
-      </w:r>
-      <w:r>
-        <w:rPr>
-          <w:highlight w:val="none"/>
-          <w14:ligatures w14:val="none"/>
-        </w:rPr>
-      </w:r>
-      <w:r>
-        <w:rPr>
-          <w:highlight w:val="none"/>
-          <w14:ligatures w14:val="none"/>
-        </w:rPr>
-      </w:r>
-    </w:p>
-    <w:p>
-      <w:pPr>
-        <w:pBdr/>
-        <w:spacing/>
-        <w:ind/>
-        <w:rPr>
-          <w:highlight w:val="none"/>
-          <w14:ligatures w14:val="none"/>
-        </w:rPr>
-      </w:pPr>
-      <w:r>
-        <w:rPr>
-          <w:highlight w:val="none"/>
-          <w14:ligatures w14:val="none"/>
-        </w:rPr>
-      </w:r>
-      <w:r>
-        <w:rPr>
-          <w:highlight w:val="none"/>
-          <w14:ligatures w14:val="none"/>
-        </w:rPr>
-      </w:r>
-      <w:r/>
-      <w:r>
-        <w:rPr>
-          <w:highlight w:val="none"/>
-          <w14:ligatures w14:val="none"/>
-        </w:rPr>
-      </w:r>
-      <w:r>
-        <w:rPr>
-          <w:highlight w:val="none"/>
-          <w14:ligatures w14:val="none"/>
-        </w:rPr>
-      </w:r>
-    </w:p>
-    <w:p>
-      <w:pPr>
-        <w:pBdr/>
-        <w:spacing/>
-        <w:ind/>
-        <w:rPr>
-          <w:highlight w:val="none"/>
-          <w14:ligatures w14:val="none"/>
-        </w:rPr>
-      </w:pPr>
-      <w:r>
-        <w:rPr>
-          <w:highlight w:val="none"/>
-          <w14:ligatures w14:val="none"/>
-        </w:rPr>
-      </w:r>
-      <w:r>
-        <w:rPr>
-          <w:highlight w:val="none"/>
-          <w14:ligatures w14:val="none"/>
-        </w:rPr>
-      </w:r>
-      <w:r>
-        <w:rPr>
-          <w:highlight w:val="none"/>
-          <w14:ligatures w14:val="none"/>
-        </w:rPr>
-      </w:r>
-    </w:p>
-    <w:p>
-      <w:pPr>
-        <w:pBdr/>
-        <w:spacing/>
-        <w:ind/>
-        <w:rPr>
-          <w:highlight w:val="none"/>
-          <w14:ligatures w14:val="none"/>
-        </w:rPr>
-      </w:pPr>
-      <w:r>
-        <w:rPr>
-          <w:highlight w:val="none"/>
-          <w14:ligatures w14:val="none"/>
-        </w:rPr>
-      </w:r>
-      <w:r>
-        <w:rPr>
-          <w:highlight w:val="none"/>
-          <w14:ligatures w14:val="none"/>
-        </w:rPr>
-      </w:r>
-      <w:r>
-        <w:rPr>
-          <w:highlight w:val="none"/>
-          <w14:ligatures w14:val="none"/>
-        </w:rPr>
-      </w:r>
-    </w:p>
-    <w:p>
-      <w:pPr>
-        <w:pBdr/>
-        <w:spacing/>
-        <w:ind/>
-        <w:rPr>
-          <w:highlight w:val="none"/>
-          <w14:ligatures w14:val="none"/>
-        </w:rPr>
-      </w:pPr>
-      <w:r>
-        <w:rPr>
-          <w:highlight w:val="none"/>
-          <w14:ligatures w14:val="none"/>
-        </w:rPr>
-        <w:t xml:space="preserve">You get this error from the expressjs web server when you attempt to access / or /sit120/. This is because by default, and by convention, most web servers look for the index.html and serves it at /. Since our main page is called /sit120/home.html instead of /sit120/index.html, we have to mention the absolute path explicitly. This has also been explained in my quick demonstration video that was uploaded above.</w:t>
-      </w:r>
-      <w:r>
-        <w:rPr>
-          <w:highlight w:val="none"/>
-          <w14:ligatures w14:val="none"/>
-        </w:rPr>
-      </w:r>
-      <w:r>
-        <w:rPr>
-          <w:highlight w:val="none"/>
-          <w14:ligatures w14:val="none"/>
-        </w:rPr>
-      </w:r>
-      <w:r>
-        <w:rPr>
-          <w:highlight w:val="none"/>
-          <w14:ligatures w14:val="none"/>
-        </w:rPr>
-      </w:r>
-      <w:r>
-        <w:rPr>
-          <w:highlight w:val="none"/>
-          <w14:ligatures w14:val="none"/>
-        </w:rPr>
-      </w:r>
-      <w:r>
-        <w:rPr>
-          <w:highlight w:val="none"/>
-          <w14:ligatures w14:val="none"/>
-        </w:rPr>
-      </w:r>
-    </w:p>
-    <w:p>
-      <w:pPr>
-        <w:pStyle w:val="830"/>
-        <w:pBdr/>
-        <w:spacing/>
-        <w:ind/>
-        <w:rPr>
-          <w:highlight w:val="none"/>
-          <w14:ligatures w14:val="none"/>
-        </w:rPr>
-      </w:pPr>
-      <w:r>
-        <w:rPr>
-          <w:highlight w:val="none"/>
-          <w14:ligatures w14:val="none"/>
-        </w:rPr>
-      </w:r>
-      <w:r>
-        <w:rPr>
-          <w:highlight w:val="none"/>
-          <w14:ligatures w14:val="none"/>
-        </w:rPr>
-        <w:t xml:space="preserve">References</w:t>
-      </w:r>
-      <w:r>
-        <w:rPr>
-          <w:highlight w:val="none"/>
-          <w14:ligatures w14:val="none"/>
-        </w:rPr>
-      </w:r>
-      <w:r>
-        <w:rPr>
-          <w:highlight w:val="none"/>
-          <w14:ligatures w14:val="none"/>
-        </w:rPr>
-      </w:r>
-    </w:p>
-    <w:p>
-      <w:pPr>
-        <w:pBdr/>
-        <w:spacing/>
-        <w:ind/>
-        <w:rPr>
-          <w:highlight w:val="none"/>
-          <w14:ligatures w14:val="none"/>
-        </w:rPr>
-      </w:pPr>
-      <w:r>
-        <w:rPr>
-          <w:highlight w:val="none"/>
-        </w:rPr>
-      </w:r>
-      <w:r>
-        <w:rPr>
-          <w:highlight w:val="none"/>
-        </w:rPr>
-        <w:t xml:space="preserve">[1] “How do I replicate a \t tab space in HTML?,” Stack Overflow, 2026. Available: https://stackoverflow.com/a/56942318. [Accessed: Jul. 04, 2026]</w:t>
-      </w:r>
-      <w:r>
-        <w:rPr>
-          <w:highlight w:val="none"/>
-        </w:rPr>
-      </w:r>
-      <w:r>
-        <w:rPr>
-          <w:highlight w:val="none"/>
-          <w14:ligatures w14:val="none"/>
-        </w:rPr>
-      </w:r>
-    </w:p>
-    <w:p>
-      <w:pPr>
-        <w:pBdr/>
-        <w:spacing/>
-        <w:ind/>
-        <w:rPr>
-          <w:highlight w:val="none"/>
-          <w14:ligatures w14:val="none"/>
-        </w:rPr>
-      </w:pPr>
-      <w:r>
-        <w:rPr>
-          <w:highlight w:val="none"/>
-          <w14:ligatures w14:val="none"/>
-        </w:rPr>
-      </w:r>
-      <w:r>
-        <w:rPr>
-          <w:highlight w:val="none"/>
-          <w14:ligatures w14:val="none"/>
-        </w:rPr>
-      </w:r>
-      <w:r>
-        <w:rPr>
-          <w:highlight w:val="none"/>
-          <w14:ligatures w14:val="none"/>
-        </w:rPr>
-      </w:r>
-    </w:p>
-    <w:p>
-      <w:pPr>
-        <w:pBdr/>
-        <w:spacing/>
-        <w:ind/>
-        <w:rPr>
-          <w:highlight w:val="none"/>
-          <w14:ligatures w14:val="none"/>
-        </w:rPr>
-      </w:pPr>
-      <w:r>
-        <w:rPr>
-          <w:highlight w:val="none"/>
-        </w:rPr>
-      </w:r>
-      <w:r>
-        <w:rPr>
-          <w:highlight w:val="none"/>
         </w:rPr>
       </w:r>
       <w:r>
